--- a/docs/preregistration/D0PA1_Build_Status_Report.docx
+++ b/docs/preregistration/D0PA1_Build_Status_Report.docx
@@ -178,7 +178,7 @@
           <w:sz w:val="20"/>
           <w:szCs w:val="20"/>
         </w:rPr>
-        <w:t xml:space="preserve">The webcam pipeline that this project builds on was completed and validated before the D0PA1 engagement began. Work since your v0.7 addendum has been infrastructure around that pipeline: version control and provenance guards, and the D1 feature-block separation.</w:t>
+        <w:t xml:space="preserve">The webcam pipeline that this project builds on was completed and validated before the D0PA1 engagement began. Work since your v0.7 addendum has been infrastructure around that pipeline: version control and provenance guards, feature-block separation, the precision simulation, the canonical log schema, the signal completions, the control harnesses, the baseline and reliability machinery, and a reproduction command.</w:t>
       </w:r>
     </w:p>
     <w:p>
@@ -279,7 +279,7 @@
                 <w:sz w:val="20"/>
                 <w:szCs w:val="20"/>
               </w:rPr>
-              <w:t xml:space="preserve">The majority of the D0PA1 infrastructure described in the sign-off response is defined but NOT YET BUILT. Section 6 lists it. I have not presented definitions as implementations anywhere in either document.</w:t>
+              <w:t xml:space="preserve">Most of the D0PA1 infrastructure is now built — but BUILT IS NOT VALIDATED, and §6 keeps the two apart. Eight capabilities are implemented and tested yet have never been run against real data, because the data they need does not exist. They are listed under their own heading and must not be read as evidence.</w:t>
             </w:r>
           </w:p>
         </w:tc>
@@ -2405,7 +2405,24 @@
           <w:sz w:val="20"/>
           <w:szCs w:val="20"/>
         </w:rPr>
-        <w:t xml:space="preserve">Defined in the sign-off response, not yet implemented. Listed so that nothing in that document is read as a description of existing code.</w:t>
+        <w:t xml:space="preserve">Three lists, kept separate on purpose. What is built and exercised. What is built but has never touched real data. What is not built at all. Collapsing the middle list into the first is the most likely way this report could mislead, so it has its own heading.</w:t>
+      </w:r>
+    </w:p>
+    <w:p>
+      <w:pPr>
+        <w:pStyle w:val="Heading2"/>
+        <w:spacing w:after="110" w:before="240"/>
+      </w:pPr>
+      <w:r>
+        <w:rPr>
+          <w:rFonts w:ascii="Calibri" w:cs="Calibri" w:eastAsia="Calibri" w:hAnsi="Calibri"/>
+          <w:b/>
+          <w:bCs/>
+          <w:color w:val="1A1A1A"/>
+          <w:sz w:val="23"/>
+          <w:szCs w:val="23"/>
+        </w:rPr>
+        <w:t xml:space="preserve">6.1  Built and exercised</w:t>
       </w:r>
     </w:p>
     <w:tbl>
@@ -2421,9 +2438,8 @@
         </w:tblBorders>
       </w:tblPr>
       <w:tblGrid>
-        <w:gridCol w:w="3400"/>
-        <w:gridCol w:w="3400"/>
-        <w:gridCol w:w="2560"/>
+        <w:gridCol w:w="3200"/>
+        <w:gridCol w:w="6160"/>
       </w:tblGrid>
       <w:tr>
         <w:trPr>
@@ -2431,7 +2447,7 @@
         </w:trPr>
         <w:tc>
           <w:tcPr>
-            <w:tcW w:type="dxa" w:w="3400"/>
+            <w:tcW w:type="dxa" w:w="3200"/>
             <w:shd w:fill="D9D9D9" w:val="clear"/>
             <w:tcMar>
               <w:top w:type="dxa" w:w="70"/>
@@ -2458,7 +2474,7 @@
         </w:tc>
         <w:tc>
           <w:tcPr>
-            <w:tcW w:type="dxa" w:w="3400"/>
+            <w:tcW w:type="dxa" w:w="6160"/>
             <w:shd w:fill="D9D9D9" w:val="clear"/>
             <w:tcMar>
               <w:top w:type="dxa" w:w="70"/>
@@ -2479,856 +2495,265 @@
                 <w:sz w:val="18"/>
                 <w:szCs w:val="18"/>
               </w:rPr>
-              <w:t xml:space="preserve">State</w:t>
-            </w:r>
-          </w:p>
-        </w:tc>
-        <w:tc>
-          <w:tcPr>
-            <w:tcW w:type="dxa" w:w="2560"/>
-            <w:shd w:fill="D9D9D9" w:val="clear"/>
-            <w:tcMar>
-              <w:top w:type="dxa" w:w="70"/>
-              <w:left w:type="dxa" w:w="100"/>
-              <w:bottom w:type="dxa" w:w="70"/>
-              <w:right w:type="dxa" w:w="100"/>
-            </w:tcMar>
-          </w:tcPr>
-          <w:p>
-            <w:pPr>
-              <w:spacing w:after="120" w:before="0"/>
-            </w:pPr>
-            <w:r>
-              <w:rPr>
-                <w:rFonts w:ascii="Calibri" w:cs="Calibri" w:eastAsia="Calibri" w:hAnsi="Calibri"/>
-                <w:b/>
-                <w:bCs/>
-                <w:sz w:val="18"/>
-                <w:szCs w:val="18"/>
-              </w:rPr>
-              <w:t xml:space="preserve">Blocked by</w:t>
-            </w:r>
-          </w:p>
-        </w:tc>
-      </w:tr>
-      <w:tr>
-        <w:tc>
-          <w:tcPr>
-            <w:tcW w:type="dxa" w:w="3400"/>
-            <w:tcMar>
-              <w:top w:type="dxa" w:w="70"/>
-              <w:left w:type="dxa" w:w="100"/>
-              <w:bottom w:type="dxa" w:w="70"/>
-              <w:right w:type="dxa" w:w="100"/>
-            </w:tcMar>
-          </w:tcPr>
-          <w:p>
-            <w:pPr>
-              <w:spacing w:after="120" w:before="0"/>
-            </w:pPr>
-            <w:r>
-              <w:rPr>
-                <w:rFonts w:ascii="Calibri" w:cs="Calibri" w:eastAsia="Calibri" w:hAnsi="Calibri"/>
-                <w:sz w:val="18"/>
-                <w:szCs w:val="18"/>
-              </w:rPr>
-              <w:t xml:space="preserve">Canonical log schema and validator</w:t>
-            </w:r>
-          </w:p>
-        </w:tc>
-        <w:tc>
-          <w:tcPr>
-            <w:tcW w:type="dxa" w:w="3400"/>
-            <w:tcMar>
-              <w:top w:type="dxa" w:w="70"/>
-              <w:left w:type="dxa" w:w="100"/>
-              <w:bottom w:type="dxa" w:w="70"/>
-              <w:right w:type="dxa" w:w="100"/>
-            </w:tcMar>
-          </w:tcPr>
-          <w:p>
-            <w:pPr>
-              <w:spacing w:after="120" w:before="0"/>
-            </w:pPr>
-            <w:r>
-              <w:rPr>
-                <w:rFonts w:ascii="Calibri" w:cs="Calibri" w:eastAsia="Calibri" w:hAnsi="Calibri"/>
-                <w:sz w:val="18"/>
-                <w:szCs w:val="18"/>
-              </w:rPr>
-              <w:t xml:space="preserve">Defined, not implemented</w:t>
-            </w:r>
-          </w:p>
-        </w:tc>
-        <w:tc>
-          <w:tcPr>
-            <w:tcW w:type="dxa" w:w="2560"/>
-            <w:tcMar>
-              <w:top w:type="dxa" w:w="70"/>
-              <w:left w:type="dxa" w:w="100"/>
-              <w:bottom w:type="dxa" w:w="70"/>
-              <w:right w:type="dxa" w:w="100"/>
-            </w:tcMar>
-          </w:tcPr>
-          <w:p>
-            <w:pPr>
-              <w:spacing w:after="120" w:before="0"/>
-            </w:pPr>
-            <w:r>
-              <w:rPr>
-                <w:rFonts w:ascii="Calibri" w:cs="Calibri" w:eastAsia="Calibri" w:hAnsi="Calibri"/>
-                <w:sz w:val="18"/>
-                <w:szCs w:val="18"/>
-              </w:rPr>
-              <w:t xml:space="preserve">Nothing — next work item</w:t>
-            </w:r>
-          </w:p>
-        </w:tc>
-      </w:tr>
-      <w:tr>
-        <w:tc>
-          <w:tcPr>
-            <w:tcW w:type="dxa" w:w="3400"/>
-            <w:tcMar>
-              <w:top w:type="dxa" w:w="70"/>
-              <w:left w:type="dxa" w:w="100"/>
-              <w:bottom w:type="dxa" w:w="70"/>
-              <w:right w:type="dxa" w:w="100"/>
-            </w:tcMar>
-          </w:tcPr>
-          <w:p>
-            <w:pPr>
-              <w:spacing w:after="120" w:before="0"/>
-            </w:pPr>
-            <w:r>
-              <w:rPr>
-                <w:rFonts w:ascii="Calibri" w:cs="Calibri" w:eastAsia="Calibri" w:hAnsi="Calibri"/>
-                <w:sz w:val="18"/>
-                <w:szCs w:val="18"/>
-              </w:rPr>
-              <w:t xml:space="preserve">Experiment ID, config hash, pinned config</w:t>
-            </w:r>
-          </w:p>
-        </w:tc>
-        <w:tc>
-          <w:tcPr>
-            <w:tcW w:type="dxa" w:w="3400"/>
-            <w:tcMar>
-              <w:top w:type="dxa" w:w="70"/>
-              <w:left w:type="dxa" w:w="100"/>
-              <w:bottom w:type="dxa" w:w="70"/>
-              <w:right w:type="dxa" w:w="100"/>
-            </w:tcMar>
-          </w:tcPr>
-          <w:p>
-            <w:pPr>
-              <w:spacing w:after="120" w:before="0"/>
-            </w:pPr>
-            <w:r>
-              <w:rPr>
-                <w:rFonts w:ascii="Calibri" w:cs="Calibri" w:eastAsia="Calibri" w:hAnsi="Calibri"/>
-                <w:sz w:val="18"/>
-                <w:szCs w:val="18"/>
-              </w:rPr>
-              <w:t xml:space="preserve">Not built</w:t>
-            </w:r>
-          </w:p>
-        </w:tc>
-        <w:tc>
-          <w:tcPr>
-            <w:tcW w:type="dxa" w:w="2560"/>
-            <w:tcMar>
-              <w:top w:type="dxa" w:w="70"/>
-              <w:left w:type="dxa" w:w="100"/>
-              <w:bottom w:type="dxa" w:w="70"/>
-              <w:right w:type="dxa" w:w="100"/>
-            </w:tcMar>
-          </w:tcPr>
-          <w:p>
-            <w:pPr>
-              <w:spacing w:after="120" w:before="0"/>
-            </w:pPr>
-            <w:r>
-              <w:rPr>
-                <w:rFonts w:ascii="Calibri" w:cs="Calibri" w:eastAsia="Calibri" w:hAnsi="Calibri"/>
-                <w:sz w:val="18"/>
-                <w:szCs w:val="18"/>
-              </w:rPr>
-              <w:t xml:space="preserve">Nothing</w:t>
-            </w:r>
-          </w:p>
-        </w:tc>
-      </w:tr>
-      <w:tr>
-        <w:tc>
-          <w:tcPr>
-            <w:tcW w:type="dxa" w:w="3400"/>
-            <w:tcMar>
-              <w:top w:type="dxa" w:w="70"/>
-              <w:left w:type="dxa" w:w="100"/>
-              <w:bottom w:type="dxa" w:w="70"/>
-              <w:right w:type="dxa" w:w="100"/>
-            </w:tcMar>
-          </w:tcPr>
-          <w:p>
-            <w:pPr>
-              <w:spacing w:after="120" w:before="0"/>
-            </w:pPr>
-            <w:r>
-              <w:rPr>
-                <w:rFonts w:ascii="Calibri" w:cs="Calibri" w:eastAsia="Calibri" w:hAnsi="Calibri"/>
-                <w:sz w:val="18"/>
-                <w:szCs w:val="18"/>
-              </w:rPr>
-              <w:t xml:space="preserve">MAD-based robust baseline</w:t>
-            </w:r>
-          </w:p>
-        </w:tc>
-        <w:tc>
-          <w:tcPr>
-            <w:tcW w:type="dxa" w:w="3400"/>
-            <w:tcMar>
-              <w:top w:type="dxa" w:w="70"/>
-              <w:left w:type="dxa" w:w="100"/>
-              <w:bottom w:type="dxa" w:w="70"/>
-              <w:right w:type="dxa" w:w="100"/>
-            </w:tcMar>
-          </w:tcPr>
-          <w:p>
-            <w:pPr>
-              <w:spacing w:after="120" w:before="0"/>
-            </w:pPr>
-            <w:r>
-              <w:rPr>
-                <w:rFonts w:ascii="Calibri" w:cs="Calibri" w:eastAsia="Calibri" w:hAnsi="Calibri"/>
-                <w:sz w:val="18"/>
-                <w:szCs w:val="18"/>
-              </w:rPr>
-              <w:t xml:space="preserve">Not built. Calibration currently uses mean and standard deviation</w:t>
-            </w:r>
-          </w:p>
-        </w:tc>
-        <w:tc>
-          <w:tcPr>
-            <w:tcW w:type="dxa" w:w="2560"/>
-            <w:tcMar>
-              <w:top w:type="dxa" w:w="70"/>
-              <w:left w:type="dxa" w:w="100"/>
-              <w:bottom w:type="dxa" w:w="70"/>
-              <w:right w:type="dxa" w:w="100"/>
-            </w:tcMar>
-          </w:tcPr>
-          <w:p>
-            <w:pPr>
-              <w:spacing w:after="120" w:before="0"/>
-            </w:pPr>
-            <w:r>
-              <w:rPr>
-                <w:rFonts w:ascii="Calibri" w:cs="Calibri" w:eastAsia="Calibri" w:hAnsi="Calibri"/>
-                <w:sz w:val="18"/>
-                <w:szCs w:val="18"/>
-              </w:rPr>
-              <w:t xml:space="preserve">Nothing</w:t>
-            </w:r>
-          </w:p>
-        </w:tc>
-      </w:tr>
-      <w:tr>
-        <w:tc>
-          <w:tcPr>
-            <w:tcW w:type="dxa" w:w="3400"/>
-            <w:tcMar>
-              <w:top w:type="dxa" w:w="70"/>
-              <w:left w:type="dxa" w:w="100"/>
-              <w:bottom w:type="dxa" w:w="70"/>
-              <w:right w:type="dxa" w:w="100"/>
-            </w:tcMar>
-          </w:tcPr>
-          <w:p>
-            <w:pPr>
-              <w:spacing w:after="120" w:before="0"/>
-            </w:pPr>
-            <w:r>
-              <w:rPr>
-                <w:rFonts w:ascii="Calibri" w:cs="Calibri" w:eastAsia="Calibri" w:hAnsi="Calibri"/>
-                <w:sz w:val="18"/>
-                <w:szCs w:val="18"/>
-              </w:rPr>
-              <w:t xml:space="preserve">Missingness and confidence on every signal</w:t>
-            </w:r>
-          </w:p>
-        </w:tc>
-        <w:tc>
-          <w:tcPr>
-            <w:tcW w:type="dxa" w:w="3400"/>
-            <w:tcMar>
-              <w:top w:type="dxa" w:w="70"/>
-              <w:left w:type="dxa" w:w="100"/>
-              <w:bottom w:type="dxa" w:w="70"/>
-              <w:right w:type="dxa" w:w="100"/>
-            </w:tcMar>
-          </w:tcPr>
-          <w:p>
-            <w:pPr>
-              <w:spacing w:after="120" w:before="0"/>
-            </w:pPr>
-            <w:r>
-              <w:rPr>
-                <w:rFonts w:ascii="Calibri" w:cs="Calibri" w:eastAsia="Calibri" w:hAnsi="Calibri"/>
-                <w:sz w:val="18"/>
-                <w:szCs w:val="18"/>
-              </w:rPr>
-              <w:t xml:space="preserve">Partial across signals</w:t>
-            </w:r>
-          </w:p>
-        </w:tc>
-        <w:tc>
-          <w:tcPr>
-            <w:tcW w:type="dxa" w:w="2560"/>
-            <w:tcMar>
-              <w:top w:type="dxa" w:w="70"/>
-              <w:left w:type="dxa" w:w="100"/>
-              <w:bottom w:type="dxa" w:w="70"/>
-              <w:right w:type="dxa" w:w="100"/>
-            </w:tcMar>
-          </w:tcPr>
-          <w:p>
-            <w:pPr>
-              <w:spacing w:after="120" w:before="0"/>
-            </w:pPr>
-            <w:r>
-              <w:rPr>
-                <w:rFonts w:ascii="Calibri" w:cs="Calibri" w:eastAsia="Calibri" w:hAnsi="Calibri"/>
-                <w:sz w:val="18"/>
-                <w:szCs w:val="18"/>
-              </w:rPr>
-              <w:t xml:space="preserve">Nothing</w:t>
-            </w:r>
-          </w:p>
-        </w:tc>
-      </w:tr>
-      <w:tr>
-        <w:tc>
-          <w:tcPr>
-            <w:tcW w:type="dxa" w:w="3400"/>
-            <w:tcMar>
-              <w:top w:type="dxa" w:w="70"/>
-              <w:left w:type="dxa" w:w="100"/>
-              <w:bottom w:type="dxa" w:w="70"/>
-              <w:right w:type="dxa" w:w="100"/>
-            </w:tcMar>
-          </w:tcPr>
-          <w:p>
-            <w:pPr>
-              <w:spacing w:after="120" w:before="0"/>
-            </w:pPr>
-            <w:r>
-              <w:rPr>
-                <w:rFonts w:ascii="Calibri" w:cs="Calibri" w:eastAsia="Calibri" w:hAnsi="Calibri"/>
-                <w:sz w:val="18"/>
-                <w:szCs w:val="18"/>
-              </w:rPr>
-              <w:t xml:space="preserve">Continuous FPS logging as a metric</w:t>
-            </w:r>
-          </w:p>
-        </w:tc>
-        <w:tc>
-          <w:tcPr>
-            <w:tcW w:type="dxa" w:w="3400"/>
-            <w:tcMar>
-              <w:top w:type="dxa" w:w="70"/>
-              <w:left w:type="dxa" w:w="100"/>
-              <w:bottom w:type="dxa" w:w="70"/>
-              <w:right w:type="dxa" w:w="100"/>
-            </w:tcMar>
-          </w:tcPr>
-          <w:p>
-            <w:pPr>
-              <w:spacing w:after="120" w:before="0"/>
-            </w:pPr>
-            <w:r>
-              <w:rPr>
-                <w:rFonts w:ascii="Calibri" w:cs="Calibri" w:eastAsia="Calibri" w:hAnsi="Calibri"/>
-                <w:sz w:val="18"/>
-                <w:szCs w:val="18"/>
-              </w:rPr>
-              <w:t xml:space="preserve">Measured, not logged as a time series</w:t>
-            </w:r>
-          </w:p>
-        </w:tc>
-        <w:tc>
-          <w:tcPr>
-            <w:tcW w:type="dxa" w:w="2560"/>
-            <w:tcMar>
-              <w:top w:type="dxa" w:w="70"/>
-              <w:left w:type="dxa" w:w="100"/>
-              <w:bottom w:type="dxa" w:w="70"/>
-              <w:right w:type="dxa" w:w="100"/>
-            </w:tcMar>
-          </w:tcPr>
-          <w:p>
-            <w:pPr>
-              <w:spacing w:after="120" w:before="0"/>
-            </w:pPr>
-            <w:r>
-              <w:rPr>
-                <w:rFonts w:ascii="Calibri" w:cs="Calibri" w:eastAsia="Calibri" w:hAnsi="Calibri"/>
-                <w:sz w:val="18"/>
-                <w:szCs w:val="18"/>
-              </w:rPr>
-              <w:t xml:space="preserve">Nothing</w:t>
-            </w:r>
-          </w:p>
-        </w:tc>
-      </w:tr>
-      <w:tr>
-        <w:tc>
-          <w:tcPr>
-            <w:tcW w:type="dxa" w:w="3400"/>
-            <w:tcMar>
-              <w:top w:type="dxa" w:w="70"/>
-              <w:left w:type="dxa" w:w="100"/>
-              <w:bottom w:type="dxa" w:w="70"/>
-              <w:right w:type="dxa" w:w="100"/>
-            </w:tcMar>
-          </w:tcPr>
-          <w:p>
-            <w:pPr>
-              <w:spacing w:after="120" w:before="0"/>
-            </w:pPr>
-            <w:r>
-              <w:rPr>
-                <w:rFonts w:ascii="Calibri" w:cs="Calibri" w:eastAsia="Calibri" w:hAnsi="Calibri"/>
-                <w:sz w:val="18"/>
-                <w:szCs w:val="18"/>
-              </w:rPr>
-              <w:t xml:space="preserve">Coverage metric</w:t>
-            </w:r>
-          </w:p>
-        </w:tc>
-        <w:tc>
-          <w:tcPr>
-            <w:tcW w:type="dxa" w:w="3400"/>
-            <w:tcMar>
-              <w:top w:type="dxa" w:w="70"/>
-              <w:left w:type="dxa" w:w="100"/>
-              <w:bottom w:type="dxa" w:w="70"/>
-              <w:right w:type="dxa" w:w="100"/>
-            </w:tcMar>
-          </w:tcPr>
-          <w:p>
-            <w:pPr>
-              <w:spacing w:after="120" w:before="0"/>
-            </w:pPr>
-            <w:r>
-              <w:rPr>
-                <w:rFonts w:ascii="Calibri" w:cs="Calibri" w:eastAsia="Calibri" w:hAnsi="Calibri"/>
-                <w:sz w:val="18"/>
-                <w:szCs w:val="18"/>
-              </w:rPr>
-              <w:t xml:space="preserve">Not built</w:t>
-            </w:r>
-          </w:p>
-        </w:tc>
-        <w:tc>
-          <w:tcPr>
-            <w:tcW w:type="dxa" w:w="2560"/>
-            <w:tcMar>
-              <w:top w:type="dxa" w:w="70"/>
-              <w:left w:type="dxa" w:w="100"/>
-              <w:bottom w:type="dxa" w:w="70"/>
-              <w:right w:type="dxa" w:w="100"/>
-            </w:tcMar>
-          </w:tcPr>
-          <w:p>
-            <w:pPr>
-              <w:spacing w:after="120" w:before="0"/>
-            </w:pPr>
-            <w:r>
-              <w:rPr>
-                <w:rFonts w:ascii="Calibri" w:cs="Calibri" w:eastAsia="Calibri" w:hAnsi="Calibri"/>
-                <w:sz w:val="18"/>
-                <w:szCs w:val="18"/>
-              </w:rPr>
-              <w:t xml:space="preserve">Nothing</w:t>
-            </w:r>
-          </w:p>
-        </w:tc>
-      </w:tr>
-      <w:tr>
-        <w:tc>
-          <w:tcPr>
-            <w:tcW w:type="dxa" w:w="3400"/>
-            <w:tcMar>
-              <w:top w:type="dxa" w:w="70"/>
-              <w:left w:type="dxa" w:w="100"/>
-              <w:bottom w:type="dxa" w:w="70"/>
-              <w:right w:type="dxa" w:w="100"/>
-            </w:tcMar>
-          </w:tcPr>
-          <w:p>
-            <w:pPr>
-              <w:spacing w:after="120" w:before="0"/>
-            </w:pPr>
-            <w:r>
-              <w:rPr>
-                <w:rFonts w:ascii="Calibri" w:cs="Calibri" w:eastAsia="Calibri" w:hAnsi="Calibri"/>
-                <w:sz w:val="18"/>
-                <w:szCs w:val="18"/>
-              </w:rPr>
-              <w:t xml:space="preserve">Null-input, negative, time-shuffle controls</w:t>
-            </w:r>
-          </w:p>
-        </w:tc>
-        <w:tc>
-          <w:tcPr>
-            <w:tcW w:type="dxa" w:w="3400"/>
-            <w:tcMar>
-              <w:top w:type="dxa" w:w="70"/>
-              <w:left w:type="dxa" w:w="100"/>
-              <w:bottom w:type="dxa" w:w="70"/>
-              <w:right w:type="dxa" w:w="100"/>
-            </w:tcMar>
-          </w:tcPr>
-          <w:p>
-            <w:pPr>
-              <w:spacing w:after="120" w:before="0"/>
-            </w:pPr>
-            <w:r>
-              <w:rPr>
-                <w:rFonts w:ascii="Calibri" w:cs="Calibri" w:eastAsia="Calibri" w:hAnsi="Calibri"/>
-                <w:sz w:val="18"/>
-                <w:szCs w:val="18"/>
-              </w:rPr>
-              <w:t xml:space="preserve">Not built</w:t>
-            </w:r>
-          </w:p>
-        </w:tc>
-        <w:tc>
-          <w:tcPr>
-            <w:tcW w:type="dxa" w:w="2560"/>
-            <w:tcMar>
-              <w:top w:type="dxa" w:w="70"/>
-              <w:left w:type="dxa" w:w="100"/>
-              <w:bottom w:type="dxa" w:w="70"/>
-              <w:right w:type="dxa" w:w="100"/>
-            </w:tcMar>
-          </w:tcPr>
-          <w:p>
-            <w:pPr>
-              <w:spacing w:after="120" w:before="0"/>
-            </w:pPr>
-            <w:r>
-              <w:rPr>
-                <w:rFonts w:ascii="Calibri" w:cs="Calibri" w:eastAsia="Calibri" w:hAnsi="Calibri"/>
-                <w:sz w:val="18"/>
-                <w:szCs w:val="18"/>
-              </w:rPr>
-              <w:t xml:space="preserve">Nothing</w:t>
-            </w:r>
-          </w:p>
-        </w:tc>
-      </w:tr>
-      <w:tr>
-        <w:tc>
-          <w:tcPr>
-            <w:tcW w:type="dxa" w:w="3400"/>
-            <w:tcMar>
-              <w:top w:type="dxa" w:w="70"/>
-              <w:left w:type="dxa" w:w="100"/>
-              <w:bottom w:type="dxa" w:w="70"/>
-              <w:right w:type="dxa" w:w="100"/>
-            </w:tcMar>
-          </w:tcPr>
-          <w:p>
-            <w:pPr>
-              <w:spacing w:after="120" w:before="0"/>
-            </w:pPr>
-            <w:r>
-              <w:rPr>
-                <w:rFonts w:ascii="Calibri" w:cs="Calibri" w:eastAsia="Calibri" w:hAnsi="Calibri"/>
-                <w:sz w:val="18"/>
-                <w:szCs w:val="18"/>
-              </w:rPr>
-              <w:t xml:space="preserve">Leakage control harness</w:t>
-            </w:r>
-          </w:p>
-        </w:tc>
-        <w:tc>
-          <w:tcPr>
-            <w:tcW w:type="dxa" w:w="3400"/>
-            <w:tcMar>
-              <w:top w:type="dxa" w:w="70"/>
-              <w:left w:type="dxa" w:w="100"/>
-              <w:bottom w:type="dxa" w:w="70"/>
-              <w:right w:type="dxa" w:w="100"/>
-            </w:tcMar>
-          </w:tcPr>
-          <w:p>
-            <w:pPr>
-              <w:spacing w:after="120" w:before="0"/>
-            </w:pPr>
-            <w:r>
-              <w:rPr>
-                <w:rFonts w:ascii="Calibri" w:cs="Calibri" w:eastAsia="Calibri" w:hAnsi="Calibri"/>
-                <w:sz w:val="18"/>
-                <w:szCs w:val="18"/>
-              </w:rPr>
-              <w:t xml:space="preserve">Not built</w:t>
-            </w:r>
-          </w:p>
-        </w:tc>
-        <w:tc>
-          <w:tcPr>
-            <w:tcW w:type="dxa" w:w="2560"/>
-            <w:tcMar>
-              <w:top w:type="dxa" w:w="70"/>
-              <w:left w:type="dxa" w:w="100"/>
-              <w:bottom w:type="dxa" w:w="70"/>
-              <w:right w:type="dxa" w:w="100"/>
-            </w:tcMar>
-          </w:tcPr>
-          <w:p>
-            <w:pPr>
-              <w:spacing w:after="120" w:before="0"/>
-            </w:pPr>
-            <w:r>
-              <w:rPr>
-                <w:rFonts w:ascii="Calibri" w:cs="Calibri" w:eastAsia="Calibri" w:hAnsi="Calibri"/>
-                <w:sz w:val="18"/>
-                <w:szCs w:val="18"/>
-              </w:rPr>
-              <w:t xml:space="preserve">Harness can be built now; real action data needs the environment</w:t>
-            </w:r>
-          </w:p>
-        </w:tc>
-      </w:tr>
-      <w:tr>
-        <w:tc>
-          <w:tcPr>
-            <w:tcW w:type="dxa" w:w="3400"/>
-            <w:tcMar>
-              <w:top w:type="dxa" w:w="70"/>
-              <w:left w:type="dxa" w:w="100"/>
-              <w:bottom w:type="dxa" w:w="70"/>
-              <w:right w:type="dxa" w:w="100"/>
-            </w:tcMar>
-          </w:tcPr>
-          <w:p>
-            <w:pPr>
-              <w:spacing w:after="120" w:before="0"/>
-            </w:pPr>
-            <w:r>
-              <w:rPr>
-                <w:rFonts w:ascii="Calibri" w:cs="Calibri" w:eastAsia="Calibri" w:hAnsi="Calibri"/>
-                <w:sz w:val="18"/>
-                <w:szCs w:val="18"/>
-              </w:rPr>
-              <w:t xml:space="preserve">Positive blink control</w:t>
-            </w:r>
-          </w:p>
-        </w:tc>
-        <w:tc>
-          <w:tcPr>
-            <w:tcW w:type="dxa" w:w="3400"/>
-            <w:tcMar>
-              <w:top w:type="dxa" w:w="70"/>
-              <w:left w:type="dxa" w:w="100"/>
-              <w:bottom w:type="dxa" w:w="70"/>
-              <w:right w:type="dxa" w:w="100"/>
-            </w:tcMar>
-          </w:tcPr>
-          <w:p>
-            <w:pPr>
-              <w:spacing w:after="120" w:before="0"/>
-            </w:pPr>
-            <w:r>
-              <w:rPr>
-                <w:rFonts w:ascii="Calibri" w:cs="Calibri" w:eastAsia="Calibri" w:hAnsi="Calibri"/>
-                <w:sz w:val="18"/>
-                <w:szCs w:val="18"/>
-              </w:rPr>
-              <w:t xml:space="preserve">Not built</w:t>
-            </w:r>
-          </w:p>
-        </w:tc>
-        <w:tc>
-          <w:tcPr>
-            <w:tcW w:type="dxa" w:w="2560"/>
-            <w:tcMar>
-              <w:top w:type="dxa" w:w="70"/>
-              <w:left w:type="dxa" w:w="100"/>
-              <w:bottom w:type="dxa" w:w="70"/>
-              <w:right w:type="dxa" w:w="100"/>
-            </w:tcMar>
-          </w:tcPr>
-          <w:p>
-            <w:pPr>
-              <w:spacing w:after="120" w:before="0"/>
-            </w:pPr>
-            <w:r>
-              <w:rPr>
-                <w:rFonts w:ascii="Calibri" w:cs="Calibri" w:eastAsia="Calibri" w:hAnsi="Calibri"/>
-                <w:sz w:val="18"/>
-                <w:szCs w:val="18"/>
-              </w:rPr>
-              <w:t xml:space="preserve">Needs the live-camera confirmation first</w:t>
-            </w:r>
-          </w:p>
-        </w:tc>
-      </w:tr>
-      <w:tr>
-        <w:tc>
-          <w:tcPr>
-            <w:tcW w:type="dxa" w:w="3400"/>
-            <w:tcMar>
-              <w:top w:type="dxa" w:w="70"/>
-              <w:left w:type="dxa" w:w="100"/>
-              <w:bottom w:type="dxa" w:w="70"/>
-              <w:right w:type="dxa" w:w="100"/>
-            </w:tcMar>
-          </w:tcPr>
-          <w:p>
-            <w:pPr>
-              <w:spacing w:after="120" w:before="0"/>
-            </w:pPr>
-            <w:r>
-              <w:rPr>
-                <w:rFonts w:ascii="Calibri" w:cs="Calibri" w:eastAsia="Calibri" w:hAnsi="Calibri"/>
-                <w:sz w:val="18"/>
-                <w:szCs w:val="18"/>
-              </w:rPr>
-              <w:t xml:space="preserve">Three baseline representations (D7)</w:t>
-            </w:r>
-          </w:p>
-        </w:tc>
-        <w:tc>
-          <w:tcPr>
-            <w:tcW w:type="dxa" w:w="3400"/>
-            <w:tcMar>
-              <w:top w:type="dxa" w:w="70"/>
-              <w:left w:type="dxa" w:w="100"/>
-              <w:bottom w:type="dxa" w:w="70"/>
-              <w:right w:type="dxa" w:w="100"/>
-            </w:tcMar>
-          </w:tcPr>
-          <w:p>
-            <w:pPr>
-              <w:spacing w:after="120" w:before="0"/>
-            </w:pPr>
-            <w:r>
-              <w:rPr>
-                <w:rFonts w:ascii="Calibri" w:cs="Calibri" w:eastAsia="Calibri" w:hAnsi="Calibri"/>
-                <w:sz w:val="18"/>
-                <w:szCs w:val="18"/>
-              </w:rPr>
-              <w:t xml:space="preserve">Not built</w:t>
-            </w:r>
-          </w:p>
-        </w:tc>
-        <w:tc>
-          <w:tcPr>
-            <w:tcW w:type="dxa" w:w="2560"/>
-            <w:tcMar>
-              <w:top w:type="dxa" w:w="70"/>
-              <w:left w:type="dxa" w:w="100"/>
-              <w:bottom w:type="dxa" w:w="70"/>
-              <w:right w:type="dxa" w:w="100"/>
-            </w:tcMar>
-          </w:tcPr>
-          <w:p>
-            <w:pPr>
-              <w:spacing w:after="120" w:before="0"/>
-            </w:pPr>
-            <w:r>
-              <w:rPr>
-                <w:rFonts w:ascii="Calibri" w:cs="Calibri" w:eastAsia="Calibri" w:hAnsi="Calibri"/>
-                <w:sz w:val="18"/>
-                <w:szCs w:val="18"/>
-              </w:rPr>
-              <w:t xml:space="preserve">Nothing</w:t>
-            </w:r>
-          </w:p>
-        </w:tc>
-      </w:tr>
-      <w:tr>
-        <w:tc>
-          <w:tcPr>
-            <w:tcW w:type="dxa" w:w="3400"/>
-            <w:tcMar>
-              <w:top w:type="dxa" w:w="70"/>
-              <w:left w:type="dxa" w:w="100"/>
-              <w:bottom w:type="dxa" w:w="70"/>
-              <w:right w:type="dxa" w:w="100"/>
-            </w:tcMar>
-          </w:tcPr>
-          <w:p>
-            <w:pPr>
-              <w:spacing w:after="120" w:before="0"/>
-            </w:pPr>
-            <w:r>
-              <w:rPr>
-                <w:rFonts w:ascii="Calibri" w:cs="Calibri" w:eastAsia="Calibri" w:hAnsi="Calibri"/>
-                <w:sz w:val="18"/>
-                <w:szCs w:val="18"/>
-              </w:rPr>
-              <w:t xml:space="preserve">Reliability measures (SEM / RC / Bland–Altman / CV)</w:t>
-            </w:r>
-          </w:p>
-        </w:tc>
-        <w:tc>
-          <w:tcPr>
-            <w:tcW w:type="dxa" w:w="3400"/>
-            <w:tcMar>
-              <w:top w:type="dxa" w:w="70"/>
-              <w:left w:type="dxa" w:w="100"/>
-              <w:bottom w:type="dxa" w:w="70"/>
-              <w:right w:type="dxa" w:w="100"/>
-            </w:tcMar>
-          </w:tcPr>
-          <w:p>
-            <w:pPr>
-              <w:spacing w:after="120" w:before="0"/>
-            </w:pPr>
-            <w:r>
-              <w:rPr>
-                <w:rFonts w:ascii="Calibri" w:cs="Calibri" w:eastAsia="Calibri" w:hAnsi="Calibri"/>
-                <w:sz w:val="18"/>
-                <w:szCs w:val="18"/>
-              </w:rPr>
-              <w:t xml:space="preserve">Not built</w:t>
-            </w:r>
-          </w:p>
-        </w:tc>
-        <w:tc>
-          <w:tcPr>
-            <w:tcW w:type="dxa" w:w="2560"/>
-            <w:tcMar>
-              <w:top w:type="dxa" w:w="70"/>
-              <w:left w:type="dxa" w:w="100"/>
-              <w:bottom w:type="dxa" w:w="70"/>
-              <w:right w:type="dxa" w:w="100"/>
-            </w:tcMar>
-          </w:tcPr>
-          <w:p>
-            <w:pPr>
-              <w:spacing w:after="120" w:before="0"/>
-            </w:pPr>
-            <w:r>
-              <w:rPr>
-                <w:rFonts w:ascii="Calibri" w:cs="Calibri" w:eastAsia="Calibri" w:hAnsi="Calibri"/>
-                <w:sz w:val="18"/>
-                <w:szCs w:val="18"/>
-              </w:rPr>
-              <w:t xml:space="preserve">Design partly needs the episode structure</w:t>
-            </w:r>
-          </w:p>
-        </w:tc>
-      </w:tr>
-      <w:tr>
-        <w:tc>
-          <w:tcPr>
-            <w:tcW w:type="dxa" w:w="3400"/>
+              <w:t xml:space="preserve">Evidence</w:t>
+            </w:r>
+          </w:p>
+        </w:tc>
+      </w:tr>
+      <w:tr>
+        <w:tc>
+          <w:tcPr>
+            <w:tcW w:type="dxa" w:w="3200"/>
+            <w:tcMar>
+              <w:top w:type="dxa" w:w="70"/>
+              <w:left w:type="dxa" w:w="100"/>
+              <w:bottom w:type="dxa" w:w="70"/>
+              <w:right w:type="dxa" w:w="100"/>
+            </w:tcMar>
+          </w:tcPr>
+          <w:p>
+            <w:pPr>
+              <w:spacing w:after="120" w:before="0"/>
+            </w:pPr>
+            <w:r>
+              <w:rPr>
+                <w:rFonts w:ascii="Calibri" w:cs="Calibri" w:eastAsia="Calibri" w:hAnsi="Calibri"/>
+                <w:sz w:val="18"/>
+                <w:szCs w:val="18"/>
+              </w:rPr>
+              <w:t xml:space="preserve">Feature-block separation (D1)</w:t>
+            </w:r>
+          </w:p>
+        </w:tc>
+        <w:tc>
+          <w:tcPr>
+            <w:tcW w:type="dxa" w:w="6160"/>
+            <w:tcMar>
+              <w:top w:type="dxa" w:w="70"/>
+              <w:left w:type="dxa" w:w="100"/>
+              <w:bottom w:type="dxa" w:w="70"/>
+              <w:right w:type="dxa" w:w="100"/>
+            </w:tcMar>
+          </w:tcPr>
+          <w:p>
+            <w:pPr>
+              <w:spacing w:after="120" w:before="0"/>
+            </w:pPr>
+            <w:r>
+              <w:rPr>
+                <w:rFonts w:ascii="Calibri" w:cs="Calibri" w:eastAsia="Calibri" w:hAnsi="Calibri"/>
+                <w:sz w:val="18"/>
+                <w:szCs w:val="18"/>
+              </w:rPr>
+              <w:t xml:space="preserve">Five block modules; import-graph, call-graph and monkeypatch tests; demonstrated failing on a deliberate violation</w:t>
+            </w:r>
+          </w:p>
+        </w:tc>
+      </w:tr>
+      <w:tr>
+        <w:tc>
+          <w:tcPr>
+            <w:tcW w:type="dxa" w:w="3200"/>
+            <w:tcMar>
+              <w:top w:type="dxa" w:w="70"/>
+              <w:left w:type="dxa" w:w="100"/>
+              <w:bottom w:type="dxa" w:w="70"/>
+              <w:right w:type="dxa" w:w="100"/>
+            </w:tcMar>
+          </w:tcPr>
+          <w:p>
+            <w:pPr>
+              <w:spacing w:after="120" w:before="0"/>
+            </w:pPr>
+            <w:r>
+              <w:rPr>
+                <w:rFonts w:ascii="Calibri" w:cs="Calibri" w:eastAsia="Calibri" w:hAnsi="Calibri"/>
+                <w:sz w:val="18"/>
+                <w:szCs w:val="18"/>
+              </w:rPr>
+              <w:t xml:space="preserve">Gate 0 provenance</w:t>
+            </w:r>
+          </w:p>
+        </w:tc>
+        <w:tc>
+          <w:tcPr>
+            <w:tcW w:type="dxa" w:w="6160"/>
+            <w:tcMar>
+              <w:top w:type="dxa" w:w="70"/>
+              <w:left w:type="dxa" w:w="100"/>
+              <w:bottom w:type="dxa" w:w="70"/>
+              <w:right w:type="dxa" w:w="100"/>
+            </w:tcMar>
+          </w:tcPr>
+          <w:p>
+            <w:pPr>
+              <w:spacing w:after="120" w:before="0"/>
+            </w:pPr>
+            <w:r>
+              <w:rPr>
+                <w:rFonts w:ascii="Calibri" w:cs="Calibri" w:eastAsia="Calibri" w:hAnsi="Calibri"/>
+                <w:sz w:val="18"/>
+                <w:szCs w:val="18"/>
+              </w:rPr>
+              <w:t xml:space="preserve">Experiment ID, git commit and dirty flag, config hash, plus a source hash over the validated path so a constant change cannot pass unnoticed</w:t>
+            </w:r>
+          </w:p>
+        </w:tc>
+      </w:tr>
+      <w:tr>
+        <w:tc>
+          <w:tcPr>
+            <w:tcW w:type="dxa" w:w="3200"/>
+            <w:tcMar>
+              <w:top w:type="dxa" w:w="70"/>
+              <w:left w:type="dxa" w:w="100"/>
+              <w:bottom w:type="dxa" w:w="70"/>
+              <w:right w:type="dxa" w:w="100"/>
+            </w:tcMar>
+          </w:tcPr>
+          <w:p>
+            <w:pPr>
+              <w:spacing w:after="120" w:before="0"/>
+            </w:pPr>
+            <w:r>
+              <w:rPr>
+                <w:rFonts w:ascii="Calibri" w:cs="Calibri" w:eastAsia="Calibri" w:hAnsi="Calibri"/>
+                <w:sz w:val="18"/>
+                <w:szCs w:val="18"/>
+              </w:rPr>
+              <w:t xml:space="preserve">Canonical log schema</w:t>
+            </w:r>
+          </w:p>
+        </w:tc>
+        <w:tc>
+          <w:tcPr>
+            <w:tcW w:type="dxa" w:w="6160"/>
+            <w:tcMar>
+              <w:top w:type="dxa" w:w="70"/>
+              <w:left w:type="dxa" w:w="100"/>
+              <w:bottom w:type="dxa" w:w="70"/>
+              <w:right w:type="dxa" w:w="100"/>
+            </w:tcMar>
+          </w:tcPr>
+          <w:p>
+            <w:pPr>
+              <w:spacing w:after="120" w:before="0"/>
+            </w:pPr>
+            <w:r>
+              <w:rPr>
+                <w:rFonts w:ascii="Calibri" w:cs="Calibri" w:eastAsia="Calibri" w:hAnsi="Calibri"/>
+                <w:sz w:val="18"/>
+                <w:szCs w:val="18"/>
+              </w:rPr>
+              <w:t xml:space="preserve">Single validating writer; four invariants enforced in code and tested</w:t>
+            </w:r>
+          </w:p>
+        </w:tc>
+      </w:tr>
+      <w:tr>
+        <w:tc>
+          <w:tcPr>
+            <w:tcW w:type="dxa" w:w="3200"/>
+            <w:tcMar>
+              <w:top w:type="dxa" w:w="70"/>
+              <w:left w:type="dxa" w:w="100"/>
+              <w:bottom w:type="dxa" w:w="70"/>
+              <w:right w:type="dxa" w:w="100"/>
+            </w:tcMar>
+          </w:tcPr>
+          <w:p>
+            <w:pPr>
+              <w:spacing w:after="120" w:before="0"/>
+            </w:pPr>
+            <w:r>
+              <w:rPr>
+                <w:rFonts w:ascii="Calibri" w:cs="Calibri" w:eastAsia="Calibri" w:hAnsi="Calibri"/>
+                <w:sz w:val="18"/>
+                <w:szCs w:val="18"/>
+              </w:rPr>
+              <w:t xml:space="preserve">Data manifest</w:t>
+            </w:r>
+          </w:p>
+        </w:tc>
+        <w:tc>
+          <w:tcPr>
+            <w:tcW w:type="dxa" w:w="6160"/>
+            <w:tcMar>
+              <w:top w:type="dxa" w:w="70"/>
+              <w:left w:type="dxa" w:w="100"/>
+              <w:bottom w:type="dxa" w:w="70"/>
+              <w:right w:type="dxa" w:w="100"/>
+            </w:tcMar>
+          </w:tcPr>
+          <w:p>
+            <w:pPr>
+              <w:spacing w:after="120" w:before="0"/>
+            </w:pPr>
+            <w:r>
+              <w:rPr>
+                <w:rFonts w:ascii="Calibri" w:cs="Calibri" w:eastAsia="Calibri" w:hAnsi="Calibri"/>
+                <w:sz w:val="18"/>
+                <w:szCs w:val="18"/>
+              </w:rPr>
+              <w:t xml:space="preserve">Committed CSV over the existing logs, with unrecoverable identifiers recorded as missing rather than guessed</w:t>
+            </w:r>
+          </w:p>
+        </w:tc>
+      </w:tr>
+      <w:tr>
+        <w:tc>
+          <w:tcPr>
+            <w:tcW w:type="dxa" w:w="3200"/>
+            <w:tcMar>
+              <w:top w:type="dxa" w:w="70"/>
+              <w:left w:type="dxa" w:w="100"/>
+              <w:bottom w:type="dxa" w:w="70"/>
+              <w:right w:type="dxa" w:w="100"/>
+            </w:tcMar>
+          </w:tcPr>
+          <w:p>
+            <w:pPr>
+              <w:spacing w:after="120" w:before="0"/>
+            </w:pPr>
+            <w:r>
+              <w:rPr>
+                <w:rFonts w:ascii="Calibri" w:cs="Calibri" w:eastAsia="Calibri" w:hAnsi="Calibri"/>
+                <w:sz w:val="18"/>
+                <w:szCs w:val="18"/>
+              </w:rPr>
+              <w:t xml:space="preserve">Variant log</w:t>
+            </w:r>
+          </w:p>
+        </w:tc>
+        <w:tc>
+          <w:tcPr>
+            <w:tcW w:type="dxa" w:w="6160"/>
+            <w:tcMar>
+              <w:top w:type="dxa" w:w="70"/>
+              <w:left w:type="dxa" w:w="100"/>
+              <w:bottom w:type="dxa" w:w="70"/>
+              <w:right w:type="dxa" w:w="100"/>
+            </w:tcMar>
+          </w:tcPr>
+          <w:p>
+            <w:pPr>
+              <w:spacing w:after="120" w:before="0"/>
+            </w:pPr>
+            <w:r>
+              <w:rPr>
+                <w:rFonts w:ascii="Calibri" w:cs="Calibri" w:eastAsia="Calibri" w:hAnsi="Calibri"/>
+                <w:sz w:val="18"/>
+                <w:szCs w:val="18"/>
+              </w:rPr>
+              <w:t xml:space="preserve">Append-only by construction, proven by test; eight retrospective entries marked as such</w:t>
+            </w:r>
+          </w:p>
+        </w:tc>
+      </w:tr>
+      <w:tr>
+        <w:tc>
+          <w:tcPr>
+            <w:tcW w:type="dxa" w:w="3200"/>
             <w:tcMar>
               <w:top w:type="dxa" w:w="70"/>
               <w:left w:type="dxa" w:w="100"/>
@@ -3352,655 +2777,247 @@
         </w:tc>
         <w:tc>
           <w:tcPr>
-            <w:tcW w:type="dxa" w:w="3400"/>
-            <w:tcMar>
-              <w:top w:type="dxa" w:w="70"/>
-              <w:left w:type="dxa" w:w="100"/>
-              <w:bottom w:type="dxa" w:w="70"/>
-              <w:right w:type="dxa" w:w="100"/>
-            </w:tcMar>
-          </w:tcPr>
-          <w:p>
-            <w:pPr>
-              <w:spacing w:after="120" w:before="0"/>
-            </w:pPr>
-            <w:r>
-              <w:rPr>
-                <w:rFonts w:ascii="Calibri" w:cs="Calibri" w:eastAsia="Calibri" w:hAnsi="Calibri"/>
-                <w:sz w:val="18"/>
-                <w:szCs w:val="18"/>
-              </w:rPr>
-              <w:t xml:space="preserve">Not built</w:t>
-            </w:r>
-          </w:p>
-        </w:tc>
-        <w:tc>
-          <w:tcPr>
-            <w:tcW w:type="dxa" w:w="2560"/>
-            <w:tcMar>
-              <w:top w:type="dxa" w:w="70"/>
-              <w:left w:type="dxa" w:w="100"/>
-              <w:bottom w:type="dxa" w:w="70"/>
-              <w:right w:type="dxa" w:w="100"/>
-            </w:tcMar>
-          </w:tcPr>
-          <w:p>
-            <w:pPr>
-              <w:spacing w:after="120" w:before="0"/>
-            </w:pPr>
-            <w:r>
-              <w:rPr>
-                <w:rFonts w:ascii="Calibri" w:cs="Calibri" w:eastAsia="Calibri" w:hAnsi="Calibri"/>
-                <w:sz w:val="18"/>
-                <w:szCs w:val="18"/>
-              </w:rPr>
-              <w:t xml:space="preserve">Nothing — see the sequencing note</w:t>
-            </w:r>
-          </w:p>
-        </w:tc>
-      </w:tr>
-      <w:tr>
-        <w:tc>
-          <w:tcPr>
-            <w:tcW w:type="dxa" w:w="3400"/>
-            <w:tcMar>
-              <w:top w:type="dxa" w:w="70"/>
-              <w:left w:type="dxa" w:w="100"/>
-              <w:bottom w:type="dxa" w:w="70"/>
-              <w:right w:type="dxa" w:w="100"/>
-            </w:tcMar>
-          </w:tcPr>
-          <w:p>
-            <w:pPr>
-              <w:spacing w:after="120" w:before="0"/>
-            </w:pPr>
-            <w:r>
-              <w:rPr>
-                <w:rFonts w:ascii="Calibri" w:cs="Calibri" w:eastAsia="Calibri" w:hAnsi="Calibri"/>
-                <w:sz w:val="18"/>
-                <w:szCs w:val="18"/>
-              </w:rPr>
-              <w:t xml:space="preserve">Synthetic latent recovery</w:t>
-            </w:r>
-          </w:p>
-        </w:tc>
-        <w:tc>
-          <w:tcPr>
-            <w:tcW w:type="dxa" w:w="3400"/>
-            <w:tcMar>
-              <w:top w:type="dxa" w:w="70"/>
-              <w:left w:type="dxa" w:w="100"/>
-              <w:bottom w:type="dxa" w:w="70"/>
-              <w:right w:type="dxa" w:w="100"/>
-            </w:tcMar>
-          </w:tcPr>
-          <w:p>
-            <w:pPr>
-              <w:spacing w:after="120" w:before="0"/>
-            </w:pPr>
-            <w:r>
-              <w:rPr>
-                <w:rFonts w:ascii="Calibri" w:cs="Calibri" w:eastAsia="Calibri" w:hAnsi="Calibri"/>
-                <w:sz w:val="18"/>
-                <w:szCs w:val="18"/>
-              </w:rPr>
-              <w:t xml:space="preserve">Not built</w:t>
-            </w:r>
-          </w:p>
-        </w:tc>
-        <w:tc>
-          <w:tcPr>
-            <w:tcW w:type="dxa" w:w="2560"/>
-            <w:tcMar>
-              <w:top w:type="dxa" w:w="70"/>
-              <w:left w:type="dxa" w:w="100"/>
-              <w:bottom w:type="dxa" w:w="70"/>
-              <w:right w:type="dxa" w:w="100"/>
-            </w:tcMar>
-          </w:tcPr>
-          <w:p>
-            <w:pPr>
-              <w:spacing w:after="120" w:before="0"/>
-            </w:pPr>
-            <w:r>
-              <w:rPr>
-                <w:rFonts w:ascii="Calibri" w:cs="Calibri" w:eastAsia="Calibri" w:hAnsi="Calibri"/>
-                <w:sz w:val="18"/>
-                <w:szCs w:val="18"/>
-              </w:rPr>
-              <w:t xml:space="preserve">Shares the D6 generator</w:t>
-            </w:r>
-          </w:p>
-        </w:tc>
-      </w:tr>
-      <w:tr>
-        <w:tc>
-          <w:tcPr>
-            <w:tcW w:type="dxa" w:w="3400"/>
-            <w:tcMar>
-              <w:top w:type="dxa" w:w="70"/>
-              <w:left w:type="dxa" w:w="100"/>
-              <w:bottom w:type="dxa" w:w="70"/>
-              <w:right w:type="dxa" w:w="100"/>
-            </w:tcMar>
-          </w:tcPr>
-          <w:p>
-            <w:pPr>
-              <w:spacing w:after="120" w:before="0"/>
-            </w:pPr>
-            <w:r>
-              <w:rPr>
-                <w:rFonts w:ascii="Calibri" w:cs="Calibri" w:eastAsia="Calibri" w:hAnsi="Calibri"/>
-                <w:sz w:val="18"/>
-                <w:szCs w:val="18"/>
-              </w:rPr>
-              <w:t xml:space="preserve">Reproduction command from archived inputs</w:t>
-            </w:r>
-          </w:p>
-        </w:tc>
-        <w:tc>
-          <w:tcPr>
-            <w:tcW w:type="dxa" w:w="3400"/>
-            <w:tcMar>
-              <w:top w:type="dxa" w:w="70"/>
-              <w:left w:type="dxa" w:w="100"/>
-              <w:bottom w:type="dxa" w:w="70"/>
-              <w:right w:type="dxa" w:w="100"/>
-            </w:tcMar>
-          </w:tcPr>
-          <w:p>
-            <w:pPr>
-              <w:spacing w:after="120" w:before="0"/>
-            </w:pPr>
-            <w:r>
-              <w:rPr>
-                <w:rFonts w:ascii="Calibri" w:cs="Calibri" w:eastAsia="Calibri" w:hAnsi="Calibri"/>
-                <w:sz w:val="18"/>
-                <w:szCs w:val="18"/>
-              </w:rPr>
-              <w:t xml:space="preserve">Not built</w:t>
-            </w:r>
-          </w:p>
-        </w:tc>
-        <w:tc>
-          <w:tcPr>
-            <w:tcW w:type="dxa" w:w="2560"/>
-            <w:tcMar>
-              <w:top w:type="dxa" w:w="70"/>
-              <w:left w:type="dxa" w:w="100"/>
-              <w:bottom w:type="dxa" w:w="70"/>
-              <w:right w:type="dxa" w:w="100"/>
-            </w:tcMar>
-          </w:tcPr>
-          <w:p>
-            <w:pPr>
-              <w:spacing w:after="120" w:before="0"/>
-            </w:pPr>
-            <w:r>
-              <w:rPr>
-                <w:rFonts w:ascii="Calibri" w:cs="Calibri" w:eastAsia="Calibri" w:hAnsi="Calibri"/>
-                <w:sz w:val="18"/>
-                <w:szCs w:val="18"/>
-              </w:rPr>
-              <w:t xml:space="preserve">Requires consolidating the three consumers first</w:t>
-            </w:r>
-          </w:p>
-        </w:tc>
-      </w:tr>
-      <w:tr>
-        <w:tc>
-          <w:tcPr>
-            <w:tcW w:type="dxa" w:w="3400"/>
-            <w:tcMar>
-              <w:top w:type="dxa" w:w="70"/>
-              <w:left w:type="dxa" w:w="100"/>
-              <w:bottom w:type="dxa" w:w="70"/>
-              <w:right w:type="dxa" w:w="100"/>
-            </w:tcMar>
-          </w:tcPr>
-          <w:p>
-            <w:pPr>
-              <w:spacing w:after="120" w:before="0"/>
-            </w:pPr>
-            <w:r>
-              <w:rPr>
-                <w:rFonts w:ascii="Calibri" w:cs="Calibri" w:eastAsia="Calibri" w:hAnsi="Calibri"/>
-                <w:sz w:val="18"/>
-                <w:szCs w:val="18"/>
-              </w:rPr>
-              <w:t xml:space="preserve">Privacy retention and deletion routine</w:t>
-            </w:r>
-          </w:p>
-        </w:tc>
-        <w:tc>
-          <w:tcPr>
-            <w:tcW w:type="dxa" w:w="3400"/>
-            <w:tcMar>
-              <w:top w:type="dxa" w:w="70"/>
-              <w:left w:type="dxa" w:w="100"/>
-              <w:bottom w:type="dxa" w:w="70"/>
-              <w:right w:type="dxa" w:w="100"/>
-            </w:tcMar>
-          </w:tcPr>
-          <w:p>
-            <w:pPr>
-              <w:spacing w:after="120" w:before="0"/>
-            </w:pPr>
-            <w:r>
-              <w:rPr>
-                <w:rFonts w:ascii="Calibri" w:cs="Calibri" w:eastAsia="Calibri" w:hAnsi="Calibri"/>
-                <w:sz w:val="18"/>
-                <w:szCs w:val="18"/>
-              </w:rPr>
-              <w:t xml:space="preserve">Not built</w:t>
-            </w:r>
-          </w:p>
-        </w:tc>
-        <w:tc>
-          <w:tcPr>
-            <w:tcW w:type="dxa" w:w="2560"/>
-            <w:tcMar>
-              <w:top w:type="dxa" w:w="70"/>
-              <w:left w:type="dxa" w:w="100"/>
-              <w:bottom w:type="dxa" w:w="70"/>
-              <w:right w:type="dxa" w:w="100"/>
-            </w:tcMar>
-          </w:tcPr>
-          <w:p>
-            <w:pPr>
-              <w:spacing w:after="120" w:before="0"/>
-            </w:pPr>
-            <w:r>
-              <w:rPr>
-                <w:rFonts w:ascii="Calibri" w:cs="Calibri" w:eastAsia="Calibri" w:hAnsi="Calibri"/>
-                <w:sz w:val="18"/>
-                <w:szCs w:val="18"/>
-              </w:rPr>
-              <w:t xml:space="preserve">Storage location decision</w:t>
-            </w:r>
-          </w:p>
-        </w:tc>
-      </w:tr>
-      <w:tr>
-        <w:tc>
-          <w:tcPr>
-            <w:tcW w:type="dxa" w:w="3400"/>
-            <w:tcMar>
-              <w:top w:type="dxa" w:w="70"/>
-              <w:left w:type="dxa" w:w="100"/>
-              <w:bottom w:type="dxa" w:w="70"/>
-              <w:right w:type="dxa" w:w="100"/>
-            </w:tcMar>
-          </w:tcPr>
-          <w:p>
-            <w:pPr>
-              <w:spacing w:after="120" w:before="0"/>
-            </w:pPr>
-            <w:r>
-              <w:rPr>
-                <w:rFonts w:ascii="Calibri" w:cs="Calibri" w:eastAsia="Calibri" w:hAnsi="Calibri"/>
-                <w:sz w:val="18"/>
-                <w:szCs w:val="18"/>
-              </w:rPr>
-              <w:t xml:space="preserve">Data manifest</w:t>
-            </w:r>
-          </w:p>
-        </w:tc>
-        <w:tc>
-          <w:tcPr>
-            <w:tcW w:type="dxa" w:w="3400"/>
-            <w:tcMar>
-              <w:top w:type="dxa" w:w="70"/>
-              <w:left w:type="dxa" w:w="100"/>
-              <w:bottom w:type="dxa" w:w="70"/>
-              <w:right w:type="dxa" w:w="100"/>
-            </w:tcMar>
-          </w:tcPr>
-          <w:p>
-            <w:pPr>
-              <w:spacing w:after="120" w:before="0"/>
-            </w:pPr>
-            <w:r>
-              <w:rPr>
-                <w:rFonts w:ascii="Calibri" w:cs="Calibri" w:eastAsia="Calibri" w:hAnsi="Calibri"/>
-                <w:sz w:val="18"/>
-                <w:szCs w:val="18"/>
-              </w:rPr>
-              <w:t xml:space="preserve">Not built</w:t>
-            </w:r>
-          </w:p>
-        </w:tc>
-        <w:tc>
-          <w:tcPr>
-            <w:tcW w:type="dxa" w:w="2560"/>
-            <w:tcMar>
-              <w:top w:type="dxa" w:w="70"/>
-              <w:left w:type="dxa" w:w="100"/>
-              <w:bottom w:type="dxa" w:w="70"/>
-              <w:right w:type="dxa" w:w="100"/>
-            </w:tcMar>
-          </w:tcPr>
-          <w:p>
-            <w:pPr>
-              <w:spacing w:after="120" w:before="0"/>
-            </w:pPr>
-            <w:r>
-              <w:rPr>
-                <w:rFonts w:ascii="Calibri" w:cs="Calibri" w:eastAsia="Calibri" w:hAnsi="Calibri"/>
-                <w:sz w:val="18"/>
-                <w:szCs w:val="18"/>
-              </w:rPr>
-              <w:t xml:space="preserve">Nothing</w:t>
-            </w:r>
-          </w:p>
-        </w:tc>
-      </w:tr>
-      <w:tr>
-        <w:tc>
-          <w:tcPr>
-            <w:tcW w:type="dxa" w:w="3400"/>
-            <w:tcMar>
-              <w:top w:type="dxa" w:w="70"/>
-              <w:left w:type="dxa" w:w="100"/>
-              <w:bottom w:type="dxa" w:w="70"/>
-              <w:right w:type="dxa" w:w="100"/>
-            </w:tcMar>
-          </w:tcPr>
-          <w:p>
-            <w:pPr>
-              <w:spacing w:after="120" w:before="0"/>
-            </w:pPr>
-            <w:r>
-              <w:rPr>
-                <w:rFonts w:ascii="Calibri" w:cs="Calibri" w:eastAsia="Calibri" w:hAnsi="Calibri"/>
-                <w:sz w:val="18"/>
-                <w:szCs w:val="18"/>
-              </w:rPr>
-              <w:t xml:space="preserve">Attention / ROI features</w:t>
-            </w:r>
-          </w:p>
-        </w:tc>
-        <w:tc>
-          <w:tcPr>
-            <w:tcW w:type="dxa" w:w="3400"/>
-            <w:tcMar>
-              <w:top w:type="dxa" w:w="70"/>
-              <w:left w:type="dxa" w:w="100"/>
-              <w:bottom w:type="dxa" w:w="70"/>
-              <w:right w:type="dxa" w:w="100"/>
-            </w:tcMar>
-          </w:tcPr>
-          <w:p>
-            <w:pPr>
-              <w:spacing w:after="120" w:before="0"/>
-            </w:pPr>
-            <w:r>
-              <w:rPr>
-                <w:rFonts w:ascii="Calibri" w:cs="Calibri" w:eastAsia="Calibri" w:hAnsi="Calibri"/>
-                <w:sz w:val="18"/>
-                <w:szCs w:val="18"/>
-              </w:rPr>
-              <w:t xml:space="preserve">Not built</w:t>
-            </w:r>
-          </w:p>
-        </w:tc>
-        <w:tc>
-          <w:tcPr>
-            <w:tcW w:type="dxa" w:w="2560"/>
-            <w:tcMar>
-              <w:top w:type="dxa" w:w="70"/>
-              <w:left w:type="dxa" w:w="100"/>
-              <w:bottom w:type="dxa" w:w="70"/>
-              <w:right w:type="dxa" w:w="100"/>
-            </w:tcMar>
-          </w:tcPr>
-          <w:p>
-            <w:pPr>
-              <w:spacing w:after="120" w:before="0"/>
-            </w:pPr>
-            <w:r>
-              <w:rPr>
-                <w:rFonts w:ascii="Calibri" w:cs="Calibri" w:eastAsia="Calibri" w:hAnsi="Calibri"/>
-                <w:sz w:val="18"/>
-                <w:szCs w:val="18"/>
-              </w:rPr>
-              <w:t xml:space="preserve">The controlled environment</w:t>
-            </w:r>
-          </w:p>
-        </w:tc>
-      </w:tr>
-      <w:tr>
-        <w:tc>
-          <w:tcPr>
-            <w:tcW w:type="dxa" w:w="3400"/>
-            <w:tcMar>
-              <w:top w:type="dxa" w:w="70"/>
-              <w:left w:type="dxa" w:w="100"/>
-              <w:bottom w:type="dxa" w:w="70"/>
-              <w:right w:type="dxa" w:w="100"/>
-            </w:tcMar>
-          </w:tcPr>
-          <w:p>
-            <w:pPr>
-              <w:spacing w:after="120" w:before="0"/>
-            </w:pPr>
-            <w:r>
-              <w:rPr>
-                <w:rFonts w:ascii="Calibri" w:cs="Calibri" w:eastAsia="Calibri" w:hAnsi="Calibri"/>
-                <w:sz w:val="18"/>
-                <w:szCs w:val="18"/>
-              </w:rPr>
-              <w:t xml:space="preserve">Prediction target and model</w:t>
-            </w:r>
-          </w:p>
-        </w:tc>
-        <w:tc>
-          <w:tcPr>
-            <w:tcW w:type="dxa" w:w="3400"/>
-            <w:tcMar>
-              <w:top w:type="dxa" w:w="70"/>
-              <w:left w:type="dxa" w:w="100"/>
-              <w:bottom w:type="dxa" w:w="70"/>
-              <w:right w:type="dxa" w:w="100"/>
-            </w:tcMar>
-          </w:tcPr>
-          <w:p>
-            <w:pPr>
-              <w:spacing w:after="120" w:before="0"/>
-            </w:pPr>
-            <w:r>
-              <w:rPr>
-                <w:rFonts w:ascii="Calibri" w:cs="Calibri" w:eastAsia="Calibri" w:hAnsi="Calibri"/>
-                <w:sz w:val="18"/>
-                <w:szCs w:val="18"/>
-              </w:rPr>
-              <w:t xml:space="preserve">Not built</w:t>
-            </w:r>
-          </w:p>
-        </w:tc>
-        <w:tc>
-          <w:tcPr>
-            <w:tcW w:type="dxa" w:w="2560"/>
-            <w:tcMar>
-              <w:top w:type="dxa" w:w="70"/>
-              <w:left w:type="dxa" w:w="100"/>
-              <w:bottom w:type="dxa" w:w="70"/>
-              <w:right w:type="dxa" w:w="100"/>
-            </w:tcMar>
-          </w:tcPr>
-          <w:p>
-            <w:pPr>
-              <w:spacing w:after="120" w:before="0"/>
-            </w:pPr>
-            <w:r>
-              <w:rPr>
-                <w:rFonts w:ascii="Calibri" w:cs="Calibri" w:eastAsia="Calibri" w:hAnsi="Calibri"/>
-                <w:sz w:val="18"/>
-                <w:szCs w:val="18"/>
-              </w:rPr>
-              <w:t xml:space="preserve">The controlled environment</w:t>
-            </w:r>
-          </w:p>
-        </w:tc>
-      </w:tr>
-      <w:tr>
-        <w:tc>
-          <w:tcPr>
-            <w:tcW w:type="dxa" w:w="3400"/>
-            <w:tcMar>
-              <w:top w:type="dxa" w:w="70"/>
-              <w:left w:type="dxa" w:w="100"/>
-              <w:bottom w:type="dxa" w:w="70"/>
-              <w:right w:type="dxa" w:w="100"/>
-            </w:tcMar>
-          </w:tcPr>
-          <w:p>
-            <w:pPr>
-              <w:spacing w:after="120" w:before="0"/>
-            </w:pPr>
-            <w:r>
-              <w:rPr>
-                <w:rFonts w:ascii="Calibri" w:cs="Calibri" w:eastAsia="Calibri" w:hAnsi="Calibri"/>
-                <w:sz w:val="18"/>
-                <w:szCs w:val="18"/>
-              </w:rPr>
-              <w:t xml:space="preserve">Audio module</w:t>
-            </w:r>
-          </w:p>
-        </w:tc>
-        <w:tc>
-          <w:tcPr>
-            <w:tcW w:type="dxa" w:w="3400"/>
-            <w:tcMar>
-              <w:top w:type="dxa" w:w="70"/>
-              <w:left w:type="dxa" w:w="100"/>
-              <w:bottom w:type="dxa" w:w="70"/>
-              <w:right w:type="dxa" w:w="100"/>
-            </w:tcMar>
-          </w:tcPr>
-          <w:p>
-            <w:pPr>
-              <w:spacing w:after="120" w:before="0"/>
-            </w:pPr>
-            <w:r>
-              <w:rPr>
-                <w:rFonts w:ascii="Calibri" w:cs="Calibri" w:eastAsia="Calibri" w:hAnsi="Calibri"/>
-                <w:sz w:val="18"/>
-                <w:szCs w:val="18"/>
-              </w:rPr>
-              <w:t xml:space="preserve">Not built — no microphone, capture path or clock sync exists</w:t>
-            </w:r>
-          </w:p>
-        </w:tc>
-        <w:tc>
-          <w:tcPr>
-            <w:tcW w:type="dxa" w:w="2560"/>
-            <w:tcMar>
-              <w:top w:type="dxa" w:w="70"/>
-              <w:left w:type="dxa" w:w="100"/>
-              <w:bottom w:type="dxa" w:w="70"/>
-              <w:right w:type="dxa" w:w="100"/>
-            </w:tcMar>
-          </w:tcPr>
-          <w:p>
-            <w:pPr>
-              <w:spacing w:after="120" w:before="0"/>
-            </w:pPr>
-            <w:r>
-              <w:rPr>
-                <w:rFonts w:ascii="Calibri" w:cs="Calibri" w:eastAsia="Calibri" w:hAnsi="Calibri"/>
-                <w:sz w:val="18"/>
-                <w:szCs w:val="18"/>
-              </w:rPr>
-              <w:t xml:space="preserve">Your keep-or-remove decision</w:t>
-            </w:r>
-          </w:p>
-        </w:tc>
-      </w:tr>
-      <w:tr>
-        <w:tc>
-          <w:tcPr>
-            <w:tcW w:type="dxa" w:w="3400"/>
-            <w:tcMar>
-              <w:top w:type="dxa" w:w="70"/>
-              <w:left w:type="dxa" w:w="100"/>
-              <w:bottom w:type="dxa" w:w="70"/>
-              <w:right w:type="dxa" w:w="100"/>
-            </w:tcMar>
-          </w:tcPr>
-          <w:p>
-            <w:pPr>
-              <w:spacing w:after="120" w:before="0"/>
-            </w:pPr>
-            <w:r>
-              <w:rPr>
-                <w:rFonts w:ascii="Calibri" w:cs="Calibri" w:eastAsia="Calibri" w:hAnsi="Calibri"/>
-                <w:sz w:val="18"/>
-                <w:szCs w:val="18"/>
-              </w:rPr>
-              <w:t xml:space="preserve">Second-camera capture</w:t>
-            </w:r>
-          </w:p>
-        </w:tc>
-        <w:tc>
-          <w:tcPr>
-            <w:tcW w:type="dxa" w:w="3400"/>
-            <w:tcMar>
-              <w:top w:type="dxa" w:w="70"/>
-              <w:left w:type="dxa" w:w="100"/>
-              <w:bottom w:type="dxa" w:w="70"/>
-              <w:right w:type="dxa" w:w="100"/>
-            </w:tcMar>
-          </w:tcPr>
-          <w:p>
-            <w:pPr>
-              <w:spacing w:after="120" w:before="0"/>
-            </w:pPr>
-            <w:r>
-              <w:rPr>
-                <w:rFonts w:ascii="Calibri" w:cs="Calibri" w:eastAsia="Calibri" w:hAnsi="Calibri"/>
-                <w:sz w:val="18"/>
-                <w:szCs w:val="18"/>
-              </w:rPr>
-              <w:t xml:space="preserve">Not built</w:t>
-            </w:r>
-          </w:p>
-        </w:tc>
-        <w:tc>
-          <w:tcPr>
-            <w:tcW w:type="dxa" w:w="2560"/>
-            <w:tcMar>
-              <w:top w:type="dxa" w:w="70"/>
-              <w:left w:type="dxa" w:w="100"/>
-              <w:bottom w:type="dxa" w:w="70"/>
-              <w:right w:type="dxa" w:w="100"/>
-            </w:tcMar>
-          </w:tcPr>
-          <w:p>
-            <w:pPr>
-              <w:spacing w:after="120" w:before="0"/>
-            </w:pPr>
-            <w:r>
-              <w:rPr>
-                <w:rFonts w:ascii="Calibri" w:cs="Calibri" w:eastAsia="Calibri" w:hAnsi="Calibri"/>
-                <w:sz w:val="18"/>
-                <w:szCs w:val="18"/>
-              </w:rPr>
-              <w:t xml:space="preserve">Hardware and a frame-rate feasibility test</w:t>
+            <w:tcW w:type="dxa" w:w="6160"/>
+            <w:tcMar>
+              <w:top w:type="dxa" w:w="70"/>
+              <w:left w:type="dxa" w:w="100"/>
+              <w:bottom w:type="dxa" w:w="70"/>
+              <w:right w:type="dxa" w:w="100"/>
+            </w:tcMar>
+          </w:tcPr>
+          <w:p>
+            <w:pPr>
+              <w:spacing w:after="120" w:before="0"/>
+            </w:pPr>
+            <w:r>
+              <w:rPr>
+                <w:rFonts w:ascii="Calibri" w:cs="Calibri" w:eastAsia="Calibri" w:hAnsi="Calibri"/>
+                <w:sz w:val="18"/>
+                <w:szCs w:val="18"/>
+              </w:rPr>
+              <w:t xml:space="preserve">Three passes, versioned artefacts, non-IID generator, joint parameter grid</w:t>
+            </w:r>
+          </w:p>
+        </w:tc>
+      </w:tr>
+      <w:tr>
+        <w:tc>
+          <w:tcPr>
+            <w:tcW w:type="dxa" w:w="3200"/>
+            <w:tcMar>
+              <w:top w:type="dxa" w:w="70"/>
+              <w:left w:type="dxa" w:w="100"/>
+              <w:bottom w:type="dxa" w:w="70"/>
+              <w:right w:type="dxa" w:w="100"/>
+            </w:tcMar>
+          </w:tcPr>
+          <w:p>
+            <w:pPr>
+              <w:spacing w:after="120" w:before="0"/>
+            </w:pPr>
+            <w:r>
+              <w:rPr>
+                <w:rFonts w:ascii="Calibri" w:cs="Calibri" w:eastAsia="Calibri" w:hAnsi="Calibri"/>
+                <w:sz w:val="18"/>
+                <w:szCs w:val="18"/>
+              </w:rPr>
+              <w:t xml:space="preserve">Negative control</w:t>
+            </w:r>
+          </w:p>
+        </w:tc>
+        <w:tc>
+          <w:tcPr>
+            <w:tcW w:type="dxa" w:w="6160"/>
+            <w:tcMar>
+              <w:top w:type="dxa" w:w="70"/>
+              <w:left w:type="dxa" w:w="100"/>
+              <w:bottom w:type="dxa" w:w="70"/>
+              <w:right w:type="dxa" w:w="100"/>
+            </w:tcMar>
+          </w:tcPr>
+          <w:p>
+            <w:pPr>
+              <w:spacing w:after="120" w:before="0"/>
+            </w:pPr>
+            <w:r>
+              <w:rPr>
+                <w:rFonts w:ascii="Calibri" w:cs="Calibri" w:eastAsia="Calibri" w:hAnsi="Calibri"/>
+                <w:sz w:val="18"/>
+                <w:szCs w:val="18"/>
+              </w:rPr>
+              <w:t xml:space="preserve">Wired into the analysis path; verified by calling it as an unaware caller would</w:t>
+            </w:r>
+          </w:p>
+        </w:tc>
+      </w:tr>
+      <w:tr>
+        <w:tc>
+          <w:tcPr>
+            <w:tcW w:type="dxa" w:w="3200"/>
+            <w:tcMar>
+              <w:top w:type="dxa" w:w="70"/>
+              <w:left w:type="dxa" w:w="100"/>
+              <w:bottom w:type="dxa" w:w="70"/>
+              <w:right w:type="dxa" w:w="100"/>
+            </w:tcMar>
+          </w:tcPr>
+          <w:p>
+            <w:pPr>
+              <w:spacing w:after="120" w:before="0"/>
+            </w:pPr>
+            <w:r>
+              <w:rPr>
+                <w:rFonts w:ascii="Calibri" w:cs="Calibri" w:eastAsia="Calibri" w:hAnsi="Calibri"/>
+                <w:sz w:val="18"/>
+                <w:szCs w:val="18"/>
+              </w:rPr>
+              <w:t xml:space="preserve">Reproduction command (D4)</w:t>
+            </w:r>
+          </w:p>
+        </w:tc>
+        <w:tc>
+          <w:tcPr>
+            <w:tcW w:type="dxa" w:w="6160"/>
+            <w:tcMar>
+              <w:top w:type="dxa" w:w="70"/>
+              <w:left w:type="dxa" w:w="100"/>
+              <w:bottom w:type="dxa" w:w="70"/>
+              <w:right w:type="dxa" w:w="100"/>
+            </w:tcMar>
+          </w:tcPr>
+          <w:p>
+            <w:pPr>
+              <w:spacing w:after="120" w:before="0"/>
+            </w:pPr>
+            <w:r>
+              <w:rPr>
+                <w:rFonts w:ascii="Calibri" w:cs="Calibri" w:eastAsia="Calibri" w:hAnsi="Calibri"/>
+                <w:sz w:val="18"/>
+                <w:szCs w:val="18"/>
+              </w:rPr>
+              <w:t xml:space="preserve">Runs twice byte-identically; two real nondeterminism defects found and fixed</w:t>
+            </w:r>
+          </w:p>
+        </w:tc>
+      </w:tr>
+      <w:tr>
+        <w:tc>
+          <w:tcPr>
+            <w:tcW w:type="dxa" w:w="3200"/>
+            <w:tcMar>
+              <w:top w:type="dxa" w:w="70"/>
+              <w:left w:type="dxa" w:w="100"/>
+              <w:bottom w:type="dxa" w:w="70"/>
+              <w:right w:type="dxa" w:w="100"/>
+            </w:tcMar>
+          </w:tcPr>
+          <w:p>
+            <w:pPr>
+              <w:spacing w:after="120" w:before="0"/>
+            </w:pPr>
+            <w:r>
+              <w:rPr>
+                <w:rFonts w:ascii="Calibri" w:cs="Calibri" w:eastAsia="Calibri" w:hAnsi="Calibri"/>
+                <w:sz w:val="18"/>
+                <w:szCs w:val="18"/>
+              </w:rPr>
+              <w:t xml:space="preserve">Signal completions</w:t>
+            </w:r>
+          </w:p>
+        </w:tc>
+        <w:tc>
+          <w:tcPr>
+            <w:tcW w:type="dxa" w:w="6160"/>
+            <w:tcMar>
+              <w:top w:type="dxa" w:w="70"/>
+              <w:left w:type="dxa" w:w="100"/>
+              <w:bottom w:type="dxa" w:w="70"/>
+              <w:right w:type="dxa" w:w="100"/>
+            </w:tcMar>
+          </w:tcPr>
+          <w:p>
+            <w:pPr>
+              <w:spacing w:after="120" w:before="0"/>
+            </w:pPr>
+            <w:r>
+              <w:rPr>
+                <w:rFonts w:ascii="Calibri" w:cs="Calibri" w:eastAsia="Calibri" w:hAnsi="Calibri"/>
+                <w:sz w:val="18"/>
+                <w:szCs w:val="18"/>
+              </w:rPr>
+              <w:t xml:space="preserve">MAD baseline with explicit zero-dispersion handling, missingness and confidence on all four core signals, FPS logged as a time series, coverage metric</w:t>
+            </w:r>
+          </w:p>
+        </w:tc>
+      </w:tr>
+      <w:tr>
+        <w:tc>
+          <w:tcPr>
+            <w:tcW w:type="dxa" w:w="3200"/>
+            <w:tcMar>
+              <w:top w:type="dxa" w:w="70"/>
+              <w:left w:type="dxa" w:w="100"/>
+              <w:bottom w:type="dxa" w:w="70"/>
+              <w:right w:type="dxa" w:w="100"/>
+            </w:tcMar>
+          </w:tcPr>
+          <w:p>
+            <w:pPr>
+              <w:spacing w:after="120" w:before="0"/>
+            </w:pPr>
+            <w:r>
+              <w:rPr>
+                <w:rFonts w:ascii="Calibri" w:cs="Calibri" w:eastAsia="Calibri" w:hAnsi="Calibri"/>
+                <w:sz w:val="18"/>
+                <w:szCs w:val="18"/>
+              </w:rPr>
+              <w:t xml:space="preserve">Stopping and exclusion rules</w:t>
+            </w:r>
+          </w:p>
+        </w:tc>
+        <w:tc>
+          <w:tcPr>
+            <w:tcW w:type="dxa" w:w="6160"/>
+            <w:tcMar>
+              <w:top w:type="dxa" w:w="70"/>
+              <w:left w:type="dxa" w:w="100"/>
+              <w:bottom w:type="dxa" w:w="70"/>
+              <w:right w:type="dxa" w:w="100"/>
+            </w:tcMar>
+          </w:tcPr>
+          <w:p>
+            <w:pPr>
+              <w:spacing w:after="120" w:before="0"/>
+            </w:pPr>
+            <w:r>
+              <w:rPr>
+                <w:rFonts w:ascii="Calibri" w:cs="Calibri" w:eastAsia="Calibri" w:hAnsi="Calibri"/>
+                <w:sz w:val="18"/>
+                <w:szCs w:val="18"/>
+              </w:rPr>
+              <w:t xml:space="preserve">Committed to the repository as a dated document</w:t>
             </w:r>
           </w:p>
         </w:tc>
       </w:tr>
     </w:tbl>
     <w:p>
-      <w:r>
-        <w:br w:type="page"/>
-      </w:r>
-    </w:p>
-    <w:p>
-      <w:pPr>
-        <w:pStyle w:val="Heading1"/>
-        <w:spacing w:after="150" w:before="320"/>
+      <w:pPr>
+        <w:spacing w:after="120" w:before="0"/>
+      </w:pPr>
+      <w:r>
+        <w:rPr>
+          <w:rFonts w:ascii="Calibri" w:cs="Calibri" w:eastAsia="Calibri" w:hAnsi="Calibri"/>
+          <w:sz w:val="20"/>
+          <w:szCs w:val="20"/>
+        </w:rPr>
+        <w:t xml:space="preserve"/>
+      </w:r>
+    </w:p>
+    <w:p>
+      <w:pPr>
+        <w:pStyle w:val="Heading2"/>
+        <w:spacing w:after="110" w:before="240"/>
       </w:pPr>
       <w:r>
         <w:rPr>
@@ -4008,10 +3025,10 @@
           <w:b/>
           <w:bCs/>
           <w:color w:val="1A1A1A"/>
-          <w:sz w:val="29"/>
-          <w:szCs w:val="29"/>
-        </w:rPr>
-        <w:t xml:space="preserve">7.  Evidence index</w:t>
+          <w:sz w:val="23"/>
+          <w:szCs w:val="23"/>
+        </w:rPr>
+        <w:t xml:space="preserve">6.2  Built and tested, but never run against real data</w:t>
       </w:r>
     </w:p>
     <w:p>
@@ -4024,7 +3041,7 @@
           <w:sz w:val="20"/>
           <w:szCs w:val="20"/>
         </w:rPr>
-        <w:t xml:space="preserve">Commits from this cycle. The repository holds the full audit, dependency map and privacy evidence documents referenced here.</w:t>
+        <w:t xml:space="preserve">This is the list I most want read carefully. Each of these is implemented and tested against synthetic input with known ground truth. None has been exercised on a real recording, because the data does not exist yet. None should be counted as evidence about this study.</w:t>
       </w:r>
     </w:p>
     <w:tbl>
@@ -4040,8 +3057,8 @@
         </w:tblBorders>
       </w:tblPr>
       <w:tblGrid>
-        <w:gridCol w:w="1500"/>
-        <w:gridCol w:w="7860"/>
+        <w:gridCol w:w="3200"/>
+        <w:gridCol w:w="6160"/>
       </w:tblGrid>
       <w:tr>
         <w:trPr>
@@ -4049,7 +3066,7 @@
         </w:trPr>
         <w:tc>
           <w:tcPr>
-            <w:tcW w:type="dxa" w:w="1500"/>
+            <w:tcW w:type="dxa" w:w="3200"/>
             <w:shd w:fill="D9D9D9" w:val="clear"/>
             <w:tcMar>
               <w:top w:type="dxa" w:w="70"/>
@@ -4070,13 +3087,13 @@
                 <w:sz w:val="18"/>
                 <w:szCs w:val="18"/>
               </w:rPr>
-              <w:t xml:space="preserve">Commit</w:t>
-            </w:r>
-          </w:p>
-        </w:tc>
-        <w:tc>
-          <w:tcPr>
-            <w:tcW w:type="dxa" w:w="7860"/>
+              <w:t xml:space="preserve">Item</w:t>
+            </w:r>
+          </w:p>
+        </w:tc>
+        <w:tc>
+          <w:tcPr>
+            <w:tcW w:type="dxa" w:w="6160"/>
             <w:shd w:fill="D9D9D9" w:val="clear"/>
             <w:tcMar>
               <w:top w:type="dxa" w:w="70"/>
@@ -4097,607 +3114,407 @@
                 <w:sz w:val="18"/>
                 <w:szCs w:val="18"/>
               </w:rPr>
-              <w:t xml:space="preserve">What it contains</w:t>
-            </w:r>
-          </w:p>
-        </w:tc>
-      </w:tr>
-      <w:tr>
-        <w:tc>
-          <w:tcPr>
-            <w:tcW w:type="dxa" w:w="1500"/>
-            <w:tcMar>
-              <w:top w:type="dxa" w:w="70"/>
-              <w:left w:type="dxa" w:w="100"/>
-              <w:bottom w:type="dxa" w:w="70"/>
-              <w:right w:type="dxa" w:w="100"/>
-            </w:tcMar>
-          </w:tcPr>
-          <w:p>
-            <w:pPr>
-              <w:spacing w:after="120" w:before="0"/>
-            </w:pPr>
-            <w:r>
-              <w:rPr>
-                <w:rFonts w:ascii="Calibri" w:cs="Calibri" w:eastAsia="Calibri" w:hAnsi="Calibri"/>
-                <w:sz w:val="18"/>
-                <w:szCs w:val="18"/>
-              </w:rPr>
-              <w:t xml:space="preserve">0f13185</w:t>
-            </w:r>
-          </w:p>
-        </w:tc>
-        <w:tc>
-          <w:tcPr>
-            <w:tcW w:type="dxa" w:w="7860"/>
-            <w:tcMar>
-              <w:top w:type="dxa" w:w="70"/>
-              <w:left w:type="dxa" w:w="100"/>
-              <w:bottom w:type="dxa" w:w="70"/>
-              <w:right w:type="dxa" w:w="100"/>
-            </w:tcMar>
-          </w:tcPr>
-          <w:p>
-            <w:pPr>
-              <w:spacing w:after="120" w:before="0"/>
-            </w:pPr>
-            <w:r>
-              <w:rPr>
-                <w:rFonts w:ascii="Calibri" w:cs="Calibri" w:eastAsia="Calibri" w:hAnsi="Calibri"/>
-                <w:sz w:val="18"/>
-                <w:szCs w:val="18"/>
-              </w:rPr>
-              <w:t xml:space="preserve">Repository initialised with media and secret guards — .gitignore, pre-commit hook, PROVENANCE.md</w:t>
-            </w:r>
-          </w:p>
-        </w:tc>
-      </w:tr>
-      <w:tr>
-        <w:tc>
-          <w:tcPr>
-            <w:tcW w:type="dxa" w:w="1500"/>
-            <w:tcMar>
-              <w:top w:type="dxa" w:w="70"/>
-              <w:left w:type="dxa" w:w="100"/>
-              <w:bottom w:type="dxa" w:w="70"/>
-              <w:right w:type="dxa" w:w="100"/>
-            </w:tcMar>
-          </w:tcPr>
-          <w:p>
-            <w:pPr>
-              <w:spacing w:after="120" w:before="0"/>
-            </w:pPr>
-            <w:r>
-              <w:rPr>
-                <w:rFonts w:ascii="Calibri" w:cs="Calibri" w:eastAsia="Calibri" w:hAnsi="Calibri"/>
-                <w:sz w:val="18"/>
-                <w:szCs w:val="18"/>
-              </w:rPr>
-              <w:t xml:space="preserve">1854609</w:t>
-            </w:r>
-          </w:p>
-        </w:tc>
-        <w:tc>
-          <w:tcPr>
-            <w:tcW w:type="dxa" w:w="7860"/>
-            <w:tcMar>
-              <w:top w:type="dxa" w:w="70"/>
-              <w:left w:type="dxa" w:w="100"/>
-              <w:bottom w:type="dxa" w:w="70"/>
-              <w:right w:type="dxa" w:w="100"/>
-            </w:tcMar>
-          </w:tcPr>
-          <w:p>
-            <w:pPr>
-              <w:spacing w:after="120" w:before="0"/>
-            </w:pPr>
-            <w:r>
-              <w:rPr>
-                <w:rFonts w:ascii="Calibri" w:cs="Calibri" w:eastAsia="Calibri" w:hAnsi="Calibri"/>
-                <w:sz w:val="18"/>
-                <w:szCs w:val="18"/>
-              </w:rPr>
-              <w:t xml:space="preserve">Baseline import of the existing pipeline source</w:t>
-            </w:r>
-          </w:p>
-        </w:tc>
-      </w:tr>
-      <w:tr>
-        <w:tc>
-          <w:tcPr>
-            <w:tcW w:type="dxa" w:w="1500"/>
-            <w:tcMar>
-              <w:top w:type="dxa" w:w="70"/>
-              <w:left w:type="dxa" w:w="100"/>
-              <w:bottom w:type="dxa" w:w="70"/>
-              <w:right w:type="dxa" w:w="100"/>
-            </w:tcMar>
-          </w:tcPr>
-          <w:p>
-            <w:pPr>
-              <w:spacing w:after="120" w:before="0"/>
-            </w:pPr>
-            <w:r>
-              <w:rPr>
-                <w:rFonts w:ascii="Calibri" w:cs="Calibri" w:eastAsia="Calibri" w:hAnsi="Calibri"/>
-                <w:sz w:val="18"/>
-                <w:szCs w:val="18"/>
-              </w:rPr>
-              <w:t xml:space="preserve">d35b826</w:t>
-            </w:r>
-          </w:p>
-        </w:tc>
-        <w:tc>
-          <w:tcPr>
-            <w:tcW w:type="dxa" w:w="7860"/>
-            <w:tcMar>
-              <w:top w:type="dxa" w:w="70"/>
-              <w:left w:type="dxa" w:w="100"/>
-              <w:bottom w:type="dxa" w:w="70"/>
-              <w:right w:type="dxa" w:w="100"/>
-            </w:tcMar>
-          </w:tcPr>
-          <w:p>
-            <w:pPr>
-              <w:spacing w:after="120" w:before="0"/>
-            </w:pPr>
-            <w:r>
-              <w:rPr>
-                <w:rFonts w:ascii="Calibri" w:cs="Calibri" w:eastAsia="Calibri" w:hAnsi="Calibri"/>
-                <w:sz w:val="18"/>
-                <w:szCs w:val="18"/>
-              </w:rPr>
-              <w:t xml:space="preserve">Repository audit — docs/AUDIT_A_COLUMN.md</w:t>
-            </w:r>
-          </w:p>
-        </w:tc>
-      </w:tr>
-      <w:tr>
-        <w:tc>
-          <w:tcPr>
-            <w:tcW w:type="dxa" w:w="1500"/>
-            <w:tcMar>
-              <w:top w:type="dxa" w:w="70"/>
-              <w:left w:type="dxa" w:w="100"/>
-              <w:bottom w:type="dxa" w:w="70"/>
-              <w:right w:type="dxa" w:w="100"/>
-            </w:tcMar>
-          </w:tcPr>
-          <w:p>
-            <w:pPr>
-              <w:spacing w:after="120" w:before="0"/>
-            </w:pPr>
-            <w:r>
-              <w:rPr>
-                <w:rFonts w:ascii="Calibri" w:cs="Calibri" w:eastAsia="Calibri" w:hAnsi="Calibri"/>
-                <w:sz w:val="18"/>
-                <w:szCs w:val="18"/>
-              </w:rPr>
-              <w:t xml:space="preserve">06af054</w:t>
-            </w:r>
-          </w:p>
-        </w:tc>
-        <w:tc>
-          <w:tcPr>
-            <w:tcW w:type="dxa" w:w="7860"/>
-            <w:tcMar>
-              <w:top w:type="dxa" w:w="70"/>
-              <w:left w:type="dxa" w:w="100"/>
-              <w:bottom w:type="dxa" w:w="70"/>
-              <w:right w:type="dxa" w:w="100"/>
-            </w:tcMar>
-          </w:tcPr>
-          <w:p>
-            <w:pPr>
-              <w:spacing w:after="120" w:before="0"/>
-            </w:pPr>
-            <w:r>
-              <w:rPr>
-                <w:rFonts w:ascii="Calibri" w:cs="Calibri" w:eastAsia="Calibri" w:hAnsi="Calibri"/>
-                <w:sz w:val="18"/>
-                <w:szCs w:val="18"/>
-              </w:rPr>
-              <w:t xml:space="preserve">Variant log started</w:t>
-            </w:r>
-          </w:p>
-        </w:tc>
-      </w:tr>
-      <w:tr>
-        <w:tc>
-          <w:tcPr>
-            <w:tcW w:type="dxa" w:w="1500"/>
-            <w:tcMar>
-              <w:top w:type="dxa" w:w="70"/>
-              <w:left w:type="dxa" w:w="100"/>
-              <w:bottom w:type="dxa" w:w="70"/>
-              <w:right w:type="dxa" w:w="100"/>
-            </w:tcMar>
-          </w:tcPr>
-          <w:p>
-            <w:pPr>
-              <w:spacing w:after="120" w:before="0"/>
-            </w:pPr>
-            <w:r>
-              <w:rPr>
-                <w:rFonts w:ascii="Calibri" w:cs="Calibri" w:eastAsia="Calibri" w:hAnsi="Calibri"/>
-                <w:sz w:val="18"/>
-                <w:szCs w:val="18"/>
-              </w:rPr>
-              <w:t xml:space="preserve">4dafd65</w:t>
-            </w:r>
-          </w:p>
-        </w:tc>
-        <w:tc>
-          <w:tcPr>
-            <w:tcW w:type="dxa" w:w="7860"/>
-            <w:tcMar>
-              <w:top w:type="dxa" w:w="70"/>
-              <w:left w:type="dxa" w:w="100"/>
-              <w:bottom w:type="dxa" w:w="70"/>
-              <w:right w:type="dxa" w:w="100"/>
-            </w:tcMar>
-          </w:tcPr>
-          <w:p>
-            <w:pPr>
-              <w:spacing w:after="120" w:before="0"/>
-            </w:pPr>
-            <w:r>
-              <w:rPr>
-                <w:rFonts w:ascii="Calibri" w:cs="Calibri" w:eastAsia="Calibri" w:hAnsi="Calibri"/>
-                <w:sz w:val="18"/>
-                <w:szCs w:val="18"/>
-              </w:rPr>
-              <w:t xml:space="preserve">Audit updated with commit references and the provenance qualification</w:t>
-            </w:r>
-          </w:p>
-        </w:tc>
-      </w:tr>
-      <w:tr>
-        <w:tc>
-          <w:tcPr>
-            <w:tcW w:type="dxa" w:w="1500"/>
-            <w:tcMar>
-              <w:top w:type="dxa" w:w="70"/>
-              <w:left w:type="dxa" w:w="100"/>
-              <w:bottom w:type="dxa" w:w="70"/>
-              <w:right w:type="dxa" w:w="100"/>
-            </w:tcMar>
-          </w:tcPr>
-          <w:p>
-            <w:pPr>
-              <w:spacing w:after="120" w:before="0"/>
-            </w:pPr>
-            <w:r>
-              <w:rPr>
-                <w:rFonts w:ascii="Calibri" w:cs="Calibri" w:eastAsia="Calibri" w:hAnsi="Calibri"/>
-                <w:sz w:val="18"/>
-                <w:szCs w:val="18"/>
-              </w:rPr>
-              <w:t xml:space="preserve">b79e751</w:t>
-            </w:r>
-          </w:p>
-        </w:tc>
-        <w:tc>
-          <w:tcPr>
-            <w:tcW w:type="dxa" w:w="7860"/>
-            <w:tcMar>
-              <w:top w:type="dxa" w:w="70"/>
-              <w:left w:type="dxa" w:w="100"/>
-              <w:bottom w:type="dxa" w:w="70"/>
-              <w:right w:type="dxa" w:w="100"/>
-            </w:tcMar>
-          </w:tcPr>
-          <w:p>
-            <w:pPr>
-              <w:spacing w:after="120" w:before="0"/>
-            </w:pPr>
-            <w:r>
-              <w:rPr>
-                <w:rFonts w:ascii="Calibri" w:cs="Calibri" w:eastAsia="Calibri" w:hAnsi="Calibri"/>
-                <w:sz w:val="18"/>
-                <w:szCs w:val="18"/>
-              </w:rPr>
-              <w:t xml:space="preserve">Pre-commit hook verification disclosed in PROVENANCE.md; object store pruned</w:t>
-            </w:r>
-          </w:p>
-        </w:tc>
-      </w:tr>
-      <w:tr>
-        <w:tc>
-          <w:tcPr>
-            <w:tcW w:type="dxa" w:w="1500"/>
-            <w:tcMar>
-              <w:top w:type="dxa" w:w="70"/>
-              <w:left w:type="dxa" w:w="100"/>
-              <w:bottom w:type="dxa" w:w="70"/>
-              <w:right w:type="dxa" w:w="100"/>
-            </w:tcMar>
-          </w:tcPr>
-          <w:p>
-            <w:pPr>
-              <w:spacing w:after="120" w:before="0"/>
-            </w:pPr>
-            <w:r>
-              <w:rPr>
-                <w:rFonts w:ascii="Calibri" w:cs="Calibri" w:eastAsia="Calibri" w:hAnsi="Calibri"/>
-                <w:sz w:val="18"/>
-                <w:szCs w:val="18"/>
-              </w:rPr>
-              <w:t xml:space="preserve">3263185</w:t>
-            </w:r>
-          </w:p>
-        </w:tc>
-        <w:tc>
-          <w:tcPr>
-            <w:tcW w:type="dxa" w:w="7860"/>
-            <w:tcMar>
-              <w:top w:type="dxa" w:w="70"/>
-              <w:left w:type="dxa" w:w="100"/>
-              <w:bottom w:type="dxa" w:w="70"/>
-              <w:right w:type="dxa" w:w="100"/>
-            </w:tcMar>
-          </w:tcPr>
-          <w:p>
-            <w:pPr>
-              <w:spacing w:after="120" w:before="0"/>
-            </w:pPr>
-            <w:r>
-              <w:rPr>
-                <w:rFonts w:ascii="Calibri" w:cs="Calibri" w:eastAsia="Calibri" w:hAnsi="Calibri"/>
-                <w:sz w:val="18"/>
-                <w:szCs w:val="18"/>
-              </w:rPr>
-              <w:t xml:space="preserve">Behaviour-preservation snapshot test and committed golden file</w:t>
-            </w:r>
-          </w:p>
-        </w:tc>
-      </w:tr>
-      <w:tr>
-        <w:tc>
-          <w:tcPr>
-            <w:tcW w:type="dxa" w:w="1500"/>
-            <w:tcMar>
-              <w:top w:type="dxa" w:w="70"/>
-              <w:left w:type="dxa" w:w="100"/>
-              <w:bottom w:type="dxa" w:w="70"/>
-              <w:right w:type="dxa" w:w="100"/>
-            </w:tcMar>
-          </w:tcPr>
-          <w:p>
-            <w:pPr>
-              <w:spacing w:after="120" w:before="0"/>
-            </w:pPr>
-            <w:r>
-              <w:rPr>
-                <w:rFonts w:ascii="Calibri" w:cs="Calibri" w:eastAsia="Calibri" w:hAnsi="Calibri"/>
-                <w:sz w:val="18"/>
-                <w:szCs w:val="18"/>
-              </w:rPr>
-              <w:t xml:space="preserve">f6caeb1</w:t>
-            </w:r>
-          </w:p>
-        </w:tc>
-        <w:tc>
-          <w:tcPr>
-            <w:tcW w:type="dxa" w:w="7860"/>
-            <w:tcMar>
-              <w:top w:type="dxa" w:w="70"/>
-              <w:left w:type="dxa" w:w="100"/>
-              <w:bottom w:type="dxa" w:w="70"/>
-              <w:right w:type="dxa" w:w="100"/>
-            </w:tcMar>
-          </w:tcPr>
-          <w:p>
-            <w:pPr>
-              <w:spacing w:after="120" w:before="0"/>
-            </w:pPr>
-            <w:r>
-              <w:rPr>
-                <w:rFonts w:ascii="Calibri" w:cs="Calibri" w:eastAsia="Calibri" w:hAnsi="Calibri"/>
-                <w:sz w:val="18"/>
-                <w:szCs w:val="18"/>
-              </w:rPr>
-              <w:t xml:space="preserve">features/ package created — five block modules plus shared geometry</w:t>
-            </w:r>
-          </w:p>
-        </w:tc>
-      </w:tr>
-      <w:tr>
-        <w:tc>
-          <w:tcPr>
-            <w:tcW w:type="dxa" w:w="1500"/>
-            <w:tcMar>
-              <w:top w:type="dxa" w:w="70"/>
-              <w:left w:type="dxa" w:w="100"/>
-              <w:bottom w:type="dxa" w:w="70"/>
-              <w:right w:type="dxa" w:w="100"/>
-            </w:tcMar>
-          </w:tcPr>
-          <w:p>
-            <w:pPr>
-              <w:spacing w:after="120" w:before="0"/>
-            </w:pPr>
-            <w:r>
-              <w:rPr>
-                <w:rFonts w:ascii="Calibri" w:cs="Calibri" w:eastAsia="Calibri" w:hAnsi="Calibri"/>
-                <w:sz w:val="18"/>
-                <w:szCs w:val="18"/>
-              </w:rPr>
-              <w:t xml:space="preserve">8efc40a</w:t>
-            </w:r>
-          </w:p>
-        </w:tc>
-        <w:tc>
-          <w:tcPr>
-            <w:tcW w:type="dxa" w:w="7860"/>
-            <w:tcMar>
-              <w:top w:type="dxa" w:w="70"/>
-              <w:left w:type="dxa" w:w="100"/>
-              <w:bottom w:type="dxa" w:w="70"/>
-              <w:right w:type="dxa" w:w="100"/>
-            </w:tcMar>
-          </w:tcPr>
-          <w:p>
-            <w:pPr>
-              <w:spacing w:after="120" w:before="0"/>
-            </w:pPr>
-            <w:r>
-              <w:rPr>
-                <w:rFonts w:ascii="Calibri" w:cs="Calibri" w:eastAsia="Calibri" w:hAnsi="Calibri"/>
-                <w:sz w:val="18"/>
-                <w:szCs w:val="18"/>
-              </w:rPr>
-              <w:t xml:space="preserve">Original module converted to an orchestrator over the block modules</w:t>
-            </w:r>
-          </w:p>
-        </w:tc>
-      </w:tr>
-      <w:tr>
-        <w:tc>
-          <w:tcPr>
-            <w:tcW w:type="dxa" w:w="1500"/>
-            <w:tcMar>
-              <w:top w:type="dxa" w:w="70"/>
-              <w:left w:type="dxa" w:w="100"/>
-              <w:bottom w:type="dxa" w:w="70"/>
-              <w:right w:type="dxa" w:w="100"/>
-            </w:tcMar>
-          </w:tcPr>
-          <w:p>
-            <w:pPr>
-              <w:spacing w:after="120" w:before="0"/>
-            </w:pPr>
-            <w:r>
-              <w:rPr>
-                <w:rFonts w:ascii="Calibri" w:cs="Calibri" w:eastAsia="Calibri" w:hAnsi="Calibri"/>
-                <w:sz w:val="18"/>
-                <w:szCs w:val="18"/>
-              </w:rPr>
-              <w:t xml:space="preserve">941ca50</w:t>
-            </w:r>
-          </w:p>
-        </w:tc>
-        <w:tc>
-          <w:tcPr>
-            <w:tcW w:type="dxa" w:w="7860"/>
-            <w:tcMar>
-              <w:top w:type="dxa" w:w="70"/>
-              <w:left w:type="dxa" w:w="100"/>
-              <w:bottom w:type="dxa" w:w="70"/>
-              <w:right w:type="dxa" w:w="100"/>
-            </w:tcMar>
-          </w:tcPr>
-          <w:p>
-            <w:pPr>
-              <w:spacing w:after="120" w:before="0"/>
-            </w:pPr>
-            <w:r>
-              <w:rPr>
-                <w:rFonts w:ascii="Calibri" w:cs="Calibri" w:eastAsia="Calibri" w:hAnsi="Calibri"/>
-                <w:sz w:val="18"/>
-                <w:szCs w:val="18"/>
-              </w:rPr>
-              <w:t xml:space="preserve">All three pipeline consumers updated to import from their correct block</w:t>
-            </w:r>
-          </w:p>
-        </w:tc>
-      </w:tr>
-      <w:tr>
-        <w:tc>
-          <w:tcPr>
-            <w:tcW w:type="dxa" w:w="1500"/>
-            <w:tcMar>
-              <w:top w:type="dxa" w:w="70"/>
-              <w:left w:type="dxa" w:w="100"/>
-              <w:bottom w:type="dxa" w:w="70"/>
-              <w:right w:type="dxa" w:w="100"/>
-            </w:tcMar>
-          </w:tcPr>
-          <w:p>
-            <w:pPr>
-              <w:spacing w:after="120" w:before="0"/>
-            </w:pPr>
-            <w:r>
-              <w:rPr>
-                <w:rFonts w:ascii="Calibri" w:cs="Calibri" w:eastAsia="Calibri" w:hAnsi="Calibri"/>
-                <w:sz w:val="18"/>
-                <w:szCs w:val="18"/>
-              </w:rPr>
-              <w:t xml:space="preserve">20db642</w:t>
-            </w:r>
-          </w:p>
-        </w:tc>
-        <w:tc>
-          <w:tcPr>
-            <w:tcW w:type="dxa" w:w="7860"/>
-            <w:tcMar>
-              <w:top w:type="dxa" w:w="70"/>
-              <w:left w:type="dxa" w:w="100"/>
-              <w:bottom w:type="dxa" w:w="70"/>
-              <w:right w:type="dxa" w:w="100"/>
-            </w:tcMar>
-          </w:tcPr>
-          <w:p>
-            <w:pPr>
-              <w:spacing w:after="120" w:before="0"/>
-            </w:pPr>
-            <w:r>
-              <w:rPr>
-                <w:rFonts w:ascii="Calibri" w:cs="Calibri" w:eastAsia="Calibri" w:hAnsi="Calibri"/>
-                <w:sz w:val="18"/>
-                <w:szCs w:val="18"/>
-              </w:rPr>
-              <w:t xml:space="preserve">Per-block feature manifests and the feature-separation test</w:t>
-            </w:r>
-          </w:p>
-        </w:tc>
-      </w:tr>
-      <w:tr>
-        <w:tc>
-          <w:tcPr>
-            <w:tcW w:type="dxa" w:w="1500"/>
-            <w:tcMar>
-              <w:top w:type="dxa" w:w="70"/>
-              <w:left w:type="dxa" w:w="100"/>
-              <w:bottom w:type="dxa" w:w="70"/>
-              <w:right w:type="dxa" w:w="100"/>
-            </w:tcMar>
-          </w:tcPr>
-          <w:p>
-            <w:pPr>
-              <w:spacing w:after="120" w:before="0"/>
-            </w:pPr>
-            <w:r>
-              <w:rPr>
-                <w:rFonts w:ascii="Calibri" w:cs="Calibri" w:eastAsia="Calibri" w:hAnsi="Calibri"/>
-                <w:sz w:val="18"/>
-                <w:szCs w:val="18"/>
-              </w:rPr>
-              <w:t xml:space="preserve">df2c591</w:t>
-            </w:r>
-          </w:p>
-        </w:tc>
-        <w:tc>
-          <w:tcPr>
-            <w:tcW w:type="dxa" w:w="7860"/>
-            <w:tcMar>
-              <w:top w:type="dxa" w:w="70"/>
-              <w:left w:type="dxa" w:w="100"/>
-              <w:bottom w:type="dxa" w:w="70"/>
-              <w:right w:type="dxa" w:w="100"/>
-            </w:tcMar>
-          </w:tcPr>
-          <w:p>
-            <w:pPr>
-              <w:spacing w:after="120" w:before="0"/>
-            </w:pPr>
-            <w:r>
-              <w:rPr>
-                <w:rFonts w:ascii="Calibri" w:cs="Calibri" w:eastAsia="Calibri" w:hAnsi="Calibri"/>
-                <w:sz w:val="18"/>
-                <w:szCs w:val="18"/>
-              </w:rPr>
-              <w:t xml:space="preserve">docs/D1_DEPENDENCY_MAP.md</w:t>
+              <w:t xml:space="preserve">What it still needs</w:t>
+            </w:r>
+          </w:p>
+        </w:tc>
+      </w:tr>
+      <w:tr>
+        <w:tc>
+          <w:tcPr>
+            <w:tcW w:type="dxa" w:w="3200"/>
+            <w:tcMar>
+              <w:top w:type="dxa" w:w="70"/>
+              <w:left w:type="dxa" w:w="100"/>
+              <w:bottom w:type="dxa" w:w="70"/>
+              <w:right w:type="dxa" w:w="100"/>
+            </w:tcMar>
+          </w:tcPr>
+          <w:p>
+            <w:pPr>
+              <w:spacing w:after="120" w:before="0"/>
+            </w:pPr>
+            <w:r>
+              <w:rPr>
+                <w:rFonts w:ascii="Calibri" w:cs="Calibri" w:eastAsia="Calibri" w:hAnsi="Calibri"/>
+                <w:sz w:val="18"/>
+                <w:szCs w:val="18"/>
+              </w:rPr>
+              <w:t xml:space="preserve">Null-input control</w:t>
+            </w:r>
+          </w:p>
+        </w:tc>
+        <w:tc>
+          <w:tcPr>
+            <w:tcW w:type="dxa" w:w="6160"/>
+            <w:tcMar>
+              <w:top w:type="dxa" w:w="70"/>
+              <w:left w:type="dxa" w:w="100"/>
+              <w:bottom w:type="dxa" w:w="70"/>
+              <w:right w:type="dxa" w:w="100"/>
+            </w:tcMar>
+          </w:tcPr>
+          <w:p>
+            <w:pPr>
+              <w:spacing w:after="120" w:before="0"/>
+            </w:pPr>
+            <w:r>
+              <w:rPr>
+                <w:rFonts w:ascii="Calibri" w:cs="Calibri" w:eastAsia="Calibri" w:hAnsi="Calibri"/>
+                <w:sz w:val="18"/>
+                <w:szCs w:val="18"/>
+              </w:rPr>
+              <w:t xml:space="preserve">A camera run: ten minutes, blank screen, person still. The camera loop is untested.</w:t>
+            </w:r>
+          </w:p>
+        </w:tc>
+      </w:tr>
+      <w:tr>
+        <w:tc>
+          <w:tcPr>
+            <w:tcW w:type="dxa" w:w="3200"/>
+            <w:tcMar>
+              <w:top w:type="dxa" w:w="70"/>
+              <w:left w:type="dxa" w:w="100"/>
+              <w:bottom w:type="dxa" w:w="70"/>
+              <w:right w:type="dxa" w:w="100"/>
+            </w:tcMar>
+          </w:tcPr>
+          <w:p>
+            <w:pPr>
+              <w:spacing w:after="120" w:before="0"/>
+            </w:pPr>
+            <w:r>
+              <w:rPr>
+                <w:rFonts w:ascii="Calibri" w:cs="Calibri" w:eastAsia="Calibri" w:hAnsi="Calibri"/>
+                <w:sz w:val="18"/>
+                <w:szCs w:val="18"/>
+              </w:rPr>
+              <w:t xml:space="preserve">Positive blink control</w:t>
+            </w:r>
+          </w:p>
+        </w:tc>
+        <w:tc>
+          <w:tcPr>
+            <w:tcW w:type="dxa" w:w="6160"/>
+            <w:tcMar>
+              <w:top w:type="dxa" w:w="70"/>
+              <w:left w:type="dxa" w:w="100"/>
+              <w:bottom w:type="dxa" w:w="70"/>
+              <w:right w:type="dxa" w:w="100"/>
+            </w:tcMar>
+          </w:tcPr>
+          <w:p>
+            <w:pPr>
+              <w:spacing w:after="120" w:before="0"/>
+            </w:pPr>
+            <w:r>
+              <w:rPr>
+                <w:rFonts w:ascii="Calibri" w:cs="Calibri" w:eastAsia="Calibri" w:hAnsi="Calibri"/>
+                <w:sz w:val="18"/>
+                <w:szCs w:val="18"/>
+              </w:rPr>
+              <w:t xml:space="preserve">Real clips with manual frame-by-frame counts. Validated so far against synthetic streams through the real detector.</w:t>
+            </w:r>
+          </w:p>
+        </w:tc>
+      </w:tr>
+      <w:tr>
+        <w:tc>
+          <w:tcPr>
+            <w:tcW w:type="dxa" w:w="3200"/>
+            <w:tcMar>
+              <w:top w:type="dxa" w:w="70"/>
+              <w:left w:type="dxa" w:w="100"/>
+              <w:bottom w:type="dxa" w:w="70"/>
+              <w:right w:type="dxa" w:w="100"/>
+            </w:tcMar>
+          </w:tcPr>
+          <w:p>
+            <w:pPr>
+              <w:spacing w:after="120" w:before="0"/>
+            </w:pPr>
+            <w:r>
+              <w:rPr>
+                <w:rFonts w:ascii="Calibri" w:cs="Calibri" w:eastAsia="Calibri" w:hAnsi="Calibri"/>
+                <w:sz w:val="18"/>
+                <w:szCs w:val="18"/>
+              </w:rPr>
+              <w:t xml:space="preserve">Leakage controls</w:t>
+            </w:r>
+          </w:p>
+        </w:tc>
+        <w:tc>
+          <w:tcPr>
+            <w:tcW w:type="dxa" w:w="6160"/>
+            <w:tcMar>
+              <w:top w:type="dxa" w:w="70"/>
+              <w:left w:type="dxa" w:w="100"/>
+              <w:bottom w:type="dxa" w:w="70"/>
+              <w:right w:type="dxa" w:w="100"/>
+            </w:tcMar>
+          </w:tcPr>
+          <w:p>
+            <w:pPr>
+              <w:spacing w:after="120" w:before="0"/>
+            </w:pPr>
+            <w:r>
+              <w:rPr>
+                <w:rFonts w:ascii="Calibri" w:cs="Calibri" w:eastAsia="Calibri" w:hAnsi="Calibri"/>
+                <w:sz w:val="18"/>
+                <w:szCs w:val="18"/>
+              </w:rPr>
+              <w:t xml:space="preserve">Real trials. On synthetic data the expected direction cannot be established — though an injected leak is detected, which is what verifies the harness.</w:t>
+            </w:r>
+          </w:p>
+        </w:tc>
+      </w:tr>
+      <w:tr>
+        <w:tc>
+          <w:tcPr>
+            <w:tcW w:type="dxa" w:w="3200"/>
+            <w:tcMar>
+              <w:top w:type="dxa" w:w="70"/>
+              <w:left w:type="dxa" w:w="100"/>
+              <w:bottom w:type="dxa" w:w="70"/>
+              <w:right w:type="dxa" w:w="100"/>
+            </w:tcMar>
+          </w:tcPr>
+          <w:p>
+            <w:pPr>
+              <w:spacing w:after="120" w:before="0"/>
+            </w:pPr>
+            <w:r>
+              <w:rPr>
+                <w:rFonts w:ascii="Calibri" w:cs="Calibri" w:eastAsia="Calibri" w:hAnsi="Calibri"/>
+                <w:sz w:val="18"/>
+                <w:szCs w:val="18"/>
+              </w:rPr>
+              <w:t xml:space="preserve">Time-shuffle</w:t>
+            </w:r>
+          </w:p>
+        </w:tc>
+        <w:tc>
+          <w:tcPr>
+            <w:tcW w:type="dxa" w:w="6160"/>
+            <w:tcMar>
+              <w:top w:type="dxa" w:w="70"/>
+              <w:left w:type="dxa" w:w="100"/>
+              <w:bottom w:type="dxa" w:w="70"/>
+              <w:right w:type="dxa" w:w="100"/>
+            </w:tcMar>
+          </w:tcPr>
+          <w:p>
+            <w:pPr>
+              <w:spacing w:after="120" w:before="0"/>
+            </w:pPr>
+            <w:r>
+              <w:rPr>
+                <w:rFonts w:ascii="Calibri" w:cs="Calibri" w:eastAsia="Calibri" w:hAnsi="Calibri"/>
+                <w:sz w:val="18"/>
+                <w:szCs w:val="18"/>
+              </w:rPr>
+              <w:t xml:space="preserve">Real trials.</w:t>
+            </w:r>
+          </w:p>
+        </w:tc>
+      </w:tr>
+      <w:tr>
+        <w:tc>
+          <w:tcPr>
+            <w:tcW w:type="dxa" w:w="3200"/>
+            <w:tcMar>
+              <w:top w:type="dxa" w:w="70"/>
+              <w:left w:type="dxa" w:w="100"/>
+              <w:bottom w:type="dxa" w:w="70"/>
+              <w:right w:type="dxa" w:w="100"/>
+            </w:tcMar>
+          </w:tcPr>
+          <w:p>
+            <w:pPr>
+              <w:spacing w:after="120" w:before="0"/>
+            </w:pPr>
+            <w:r>
+              <w:rPr>
+                <w:rFonts w:ascii="Calibri" w:cs="Calibri" w:eastAsia="Calibri" w:hAnsi="Calibri"/>
+                <w:sz w:val="18"/>
+                <w:szCs w:val="18"/>
+              </w:rPr>
+              <w:t xml:space="preserve">Baseline representations (D7)</w:t>
+            </w:r>
+          </w:p>
+        </w:tc>
+        <w:tc>
+          <w:tcPr>
+            <w:tcW w:type="dxa" w:w="6160"/>
+            <w:tcMar>
+              <w:top w:type="dxa" w:w="70"/>
+              <w:left w:type="dxa" w:w="100"/>
+              <w:bottom w:type="dxa" w:w="70"/>
+              <w:right w:type="dxa" w:w="100"/>
+            </w:tcMar>
+          </w:tcPr>
+          <w:p>
+            <w:pPr>
+              <w:spacing w:after="120" w:before="0"/>
+            </w:pPr>
+            <w:r>
+              <w:rPr>
+                <w:rFonts w:ascii="Calibri" w:cs="Calibri" w:eastAsia="Calibri" w:hAnsi="Calibri"/>
+                <w:sz w:val="18"/>
+                <w:szCs w:val="18"/>
+              </w:rPr>
+              <w:t xml:space="preserve">Cross-session recordings. The temporal-rule leakage test is demonstrated, including proof it is not vacuous.</w:t>
+            </w:r>
+          </w:p>
+        </w:tc>
+      </w:tr>
+      <w:tr>
+        <w:tc>
+          <w:tcPr>
+            <w:tcW w:type="dxa" w:w="3200"/>
+            <w:tcMar>
+              <w:top w:type="dxa" w:w="70"/>
+              <w:left w:type="dxa" w:w="100"/>
+              <w:bottom w:type="dxa" w:w="70"/>
+              <w:right w:type="dxa" w:w="100"/>
+            </w:tcMar>
+          </w:tcPr>
+          <w:p>
+            <w:pPr>
+              <w:spacing w:after="120" w:before="0"/>
+            </w:pPr>
+            <w:r>
+              <w:rPr>
+                <w:rFonts w:ascii="Calibri" w:cs="Calibri" w:eastAsia="Calibri" w:hAnsi="Calibri"/>
+                <w:sz w:val="18"/>
+                <w:szCs w:val="18"/>
+              </w:rPr>
+              <w:t xml:space="preserve">Reliability measures (D3)</w:t>
+            </w:r>
+          </w:p>
+        </w:tc>
+        <w:tc>
+          <w:tcPr>
+            <w:tcW w:type="dxa" w:w="6160"/>
+            <w:tcMar>
+              <w:top w:type="dxa" w:w="70"/>
+              <w:left w:type="dxa" w:w="100"/>
+              <w:bottom w:type="dxa" w:w="70"/>
+              <w:right w:type="dxa" w:w="100"/>
+            </w:tcMar>
+          </w:tcPr>
+          <w:p>
+            <w:pPr>
+              <w:spacing w:after="120" w:before="0"/>
+            </w:pPr>
+            <w:r>
+              <w:rPr>
+                <w:rFonts w:ascii="Calibri" w:cs="Calibri" w:eastAsia="Calibri" w:hAnsi="Calibri"/>
+                <w:sz w:val="18"/>
+                <w:szCs w:val="18"/>
+              </w:rPr>
+              <w:t xml:space="preserve">The three reliability sessions. Machinery validated against known ground truth: SEM 0.1896 where 0.1826 is expected.</w:t>
+            </w:r>
+          </w:p>
+        </w:tc>
+      </w:tr>
+      <w:tr>
+        <w:tc>
+          <w:tcPr>
+            <w:tcW w:type="dxa" w:w="3200"/>
+            <w:tcMar>
+              <w:top w:type="dxa" w:w="70"/>
+              <w:left w:type="dxa" w:w="100"/>
+              <w:bottom w:type="dxa" w:w="70"/>
+              <w:right w:type="dxa" w:w="100"/>
+            </w:tcMar>
+          </w:tcPr>
+          <w:p>
+            <w:pPr>
+              <w:spacing w:after="120" w:before="0"/>
+            </w:pPr>
+            <w:r>
+              <w:rPr>
+                <w:rFonts w:ascii="Calibri" w:cs="Calibri" w:eastAsia="Calibri" w:hAnsi="Calibri"/>
+                <w:sz w:val="18"/>
+                <w:szCs w:val="18"/>
+              </w:rPr>
+              <w:t xml:space="preserve">Synthetic latent recovery</w:t>
+            </w:r>
+          </w:p>
+        </w:tc>
+        <w:tc>
+          <w:tcPr>
+            <w:tcW w:type="dxa" w:w="6160"/>
+            <w:tcMar>
+              <w:top w:type="dxa" w:w="70"/>
+              <w:left w:type="dxa" w:w="100"/>
+              <w:bottom w:type="dxa" w:w="70"/>
+              <w:right w:type="dxa" w:w="100"/>
+            </w:tcMar>
+          </w:tcPr>
+          <w:p>
+            <w:pPr>
+              <w:spacing w:after="120" w:before="0"/>
+            </w:pPr>
+            <w:r>
+              <w:rPr>
+                <w:rFonts w:ascii="Calibri" w:cs="Calibri" w:eastAsia="Calibri" w:hAnsi="Calibri"/>
+                <w:sz w:val="18"/>
+                <w:szCs w:val="18"/>
+              </w:rPr>
+              <w:t xml:space="preserve">The real latent model. Current numbers characterise a placeholder pipeline only.</w:t>
+            </w:r>
+          </w:p>
+        </w:tc>
+      </w:tr>
+      <w:tr>
+        <w:tc>
+          <w:tcPr>
+            <w:tcW w:type="dxa" w:w="3200"/>
+            <w:tcMar>
+              <w:top w:type="dxa" w:w="70"/>
+              <w:left w:type="dxa" w:w="100"/>
+              <w:bottom w:type="dxa" w:w="70"/>
+              <w:right w:type="dxa" w:w="100"/>
+            </w:tcMar>
+          </w:tcPr>
+          <w:p>
+            <w:pPr>
+              <w:spacing w:after="120" w:before="0"/>
+            </w:pPr>
+            <w:r>
+              <w:rPr>
+                <w:rFonts w:ascii="Calibri" w:cs="Calibri" w:eastAsia="Calibri" w:hAnsi="Calibri"/>
+                <w:sz w:val="18"/>
+                <w:szCs w:val="18"/>
+              </w:rPr>
+              <w:t xml:space="preserve">Privacy retention</w:t>
+            </w:r>
+          </w:p>
+        </w:tc>
+        <w:tc>
+          <w:tcPr>
+            <w:tcW w:type="dxa" w:w="6160"/>
+            <w:tcMar>
+              <w:top w:type="dxa" w:w="70"/>
+              <w:left w:type="dxa" w:w="100"/>
+              <w:bottom w:type="dxa" w:w="70"/>
+              <w:right w:type="dxa" w:w="100"/>
+            </w:tcMar>
+          </w:tcPr>
+          <w:p>
+            <w:pPr>
+              <w:spacing w:after="120" w:before="0"/>
+            </w:pPr>
+            <w:r>
+              <w:rPr>
+                <w:rFonts w:ascii="Calibri" w:cs="Calibri" w:eastAsia="Calibri" w:hAnsi="Calibri"/>
+                <w:sz w:val="18"/>
+                <w:szCs w:val="18"/>
+              </w:rPr>
+              <w:t xml:space="preserve">The storage-location decision. Deletion routine implemented and defaults to dry-run.</w:t>
             </w:r>
           </w:p>
         </w:tc>
@@ -4705,7 +3522,7 @@
     </w:tbl>
     <w:p>
       <w:pPr>
-        <w:spacing w:after="100" w:before="0"/>
+        <w:spacing w:after="120" w:before="0"/>
       </w:pPr>
       <w:r>
         <w:rPr>
@@ -4718,15 +3535,350 @@
     </w:p>
     <w:p>
       <w:pPr>
-        <w:spacing w:after="120" w:before="0"/>
-      </w:pPr>
-      <w:r>
-        <w:rPr>
-          <w:rFonts w:ascii="Calibri" w:cs="Calibri" w:eastAsia="Calibri" w:hAnsi="Calibri"/>
-          <w:sz w:val="20"/>
-          <w:szCs w:val="20"/>
-        </w:rPr>
-        <w:t xml:space="preserve">Supporting documents in the repository: docs/AUDIT_A_COLUMN.md · docs/D1_DEPENDENCY_MAP.md · docs/PRIVACY_EVIDENCE.md · models/MODEL_MANIFEST.md (SHA256 and paired version for each model bundle) · PROVENANCE.md · requirements.txt (generated from a live pip freeze, with Python 3.12.10 and the OS build recorded) · features/manifests/</w:t>
+        <w:pStyle w:val="Heading2"/>
+        <w:spacing w:after="110" w:before="240"/>
+      </w:pPr>
+      <w:r>
+        <w:rPr>
+          <w:rFonts w:ascii="Calibri" w:cs="Calibri" w:eastAsia="Calibri" w:hAnsi="Calibri"/>
+          <w:b/>
+          <w:bCs/>
+          <w:color w:val="1A1A1A"/>
+          <w:sz w:val="23"/>
+          <w:szCs w:val="23"/>
+        </w:rPr>
+        <w:t xml:space="preserve">6.3  Not built</w:t>
+      </w:r>
+    </w:p>
+    <w:tbl>
+      <w:tblPr>
+        <w:tblW w:type="dxa" w:w="9360"/>
+        <w:tblBorders>
+          <w:top w:val="single" w:color="auto" w:sz="4"/>
+          <w:left w:val="single" w:color="auto" w:sz="4"/>
+          <w:bottom w:val="single" w:color="auto" w:sz="4"/>
+          <w:right w:val="single" w:color="auto" w:sz="4"/>
+          <w:insideH w:val="single" w:color="auto" w:sz="4"/>
+          <w:insideV w:val="single" w:color="auto" w:sz="4"/>
+        </w:tblBorders>
+      </w:tblPr>
+      <w:tblGrid>
+        <w:gridCol w:w="3200"/>
+        <w:gridCol w:w="6160"/>
+      </w:tblGrid>
+      <w:tr>
+        <w:trPr>
+          <w:tblHeader/>
+        </w:trPr>
+        <w:tc>
+          <w:tcPr>
+            <w:tcW w:type="dxa" w:w="3200"/>
+            <w:shd w:fill="D9D9D9" w:val="clear"/>
+            <w:tcMar>
+              <w:top w:type="dxa" w:w="70"/>
+              <w:left w:type="dxa" w:w="100"/>
+              <w:bottom w:type="dxa" w:w="70"/>
+              <w:right w:type="dxa" w:w="100"/>
+            </w:tcMar>
+          </w:tcPr>
+          <w:p>
+            <w:pPr>
+              <w:spacing w:after="120" w:before="0"/>
+            </w:pPr>
+            <w:r>
+              <w:rPr>
+                <w:rFonts w:ascii="Calibri" w:cs="Calibri" w:eastAsia="Calibri" w:hAnsi="Calibri"/>
+                <w:b/>
+                <w:bCs/>
+                <w:sz w:val="18"/>
+                <w:szCs w:val="18"/>
+              </w:rPr>
+              <w:t xml:space="preserve">Item</w:t>
+            </w:r>
+          </w:p>
+        </w:tc>
+        <w:tc>
+          <w:tcPr>
+            <w:tcW w:type="dxa" w:w="6160"/>
+            <w:shd w:fill="D9D9D9" w:val="clear"/>
+            <w:tcMar>
+              <w:top w:type="dxa" w:w="70"/>
+              <w:left w:type="dxa" w:w="100"/>
+              <w:bottom w:type="dxa" w:w="70"/>
+              <w:right w:type="dxa" w:w="100"/>
+            </w:tcMar>
+          </w:tcPr>
+          <w:p>
+            <w:pPr>
+              <w:spacing w:after="120" w:before="0"/>
+            </w:pPr>
+            <w:r>
+              <w:rPr>
+                <w:rFonts w:ascii="Calibri" w:cs="Calibri" w:eastAsia="Calibri" w:hAnsi="Calibri"/>
+                <w:b/>
+                <w:bCs/>
+                <w:sz w:val="18"/>
+                <w:szCs w:val="18"/>
+              </w:rPr>
+              <w:t xml:space="preserve">Blocked by</w:t>
+            </w:r>
+          </w:p>
+        </w:tc>
+      </w:tr>
+      <w:tr>
+        <w:tc>
+          <w:tcPr>
+            <w:tcW w:type="dxa" w:w="3200"/>
+            <w:tcMar>
+              <w:top w:type="dxa" w:w="70"/>
+              <w:left w:type="dxa" w:w="100"/>
+              <w:bottom w:type="dxa" w:w="70"/>
+              <w:right w:type="dxa" w:w="100"/>
+            </w:tcMar>
+          </w:tcPr>
+          <w:p>
+            <w:pPr>
+              <w:spacing w:after="120" w:before="0"/>
+            </w:pPr>
+            <w:r>
+              <w:rPr>
+                <w:rFonts w:ascii="Calibri" w:cs="Calibri" w:eastAsia="Calibri" w:hAnsi="Calibri"/>
+                <w:sz w:val="18"/>
+                <w:szCs w:val="18"/>
+              </w:rPr>
+              <w:t xml:space="preserve">Attention / ROI features</w:t>
+            </w:r>
+          </w:p>
+        </w:tc>
+        <w:tc>
+          <w:tcPr>
+            <w:tcW w:type="dxa" w:w="6160"/>
+            <w:tcMar>
+              <w:top w:type="dxa" w:w="70"/>
+              <w:left w:type="dxa" w:w="100"/>
+              <w:bottom w:type="dxa" w:w="70"/>
+              <w:right w:type="dxa" w:w="100"/>
+            </w:tcMar>
+          </w:tcPr>
+          <w:p>
+            <w:pPr>
+              <w:spacing w:after="120" w:before="0"/>
+            </w:pPr>
+            <w:r>
+              <w:rPr>
+                <w:rFonts w:ascii="Calibri" w:cs="Calibri" w:eastAsia="Calibri" w:hAnsi="Calibri"/>
+                <w:sz w:val="18"/>
+                <w:szCs w:val="18"/>
+              </w:rPr>
+              <w:t xml:space="preserve">The harness acceptance check, which has not been performed</w:t>
+            </w:r>
+          </w:p>
+        </w:tc>
+      </w:tr>
+      <w:tr>
+        <w:tc>
+          <w:tcPr>
+            <w:tcW w:type="dxa" w:w="3200"/>
+            <w:tcMar>
+              <w:top w:type="dxa" w:w="70"/>
+              <w:left w:type="dxa" w:w="100"/>
+              <w:bottom w:type="dxa" w:w="70"/>
+              <w:right w:type="dxa" w:w="100"/>
+            </w:tcMar>
+          </w:tcPr>
+          <w:p>
+            <w:pPr>
+              <w:spacing w:after="120" w:before="0"/>
+            </w:pPr>
+            <w:r>
+              <w:rPr>
+                <w:rFonts w:ascii="Calibri" w:cs="Calibri" w:eastAsia="Calibri" w:hAnsi="Calibri"/>
+                <w:sz w:val="18"/>
+                <w:szCs w:val="18"/>
+              </w:rPr>
+              <w:t xml:space="preserve">Prediction target and model</w:t>
+            </w:r>
+          </w:p>
+        </w:tc>
+        <w:tc>
+          <w:tcPr>
+            <w:tcW w:type="dxa" w:w="6160"/>
+            <w:tcMar>
+              <w:top w:type="dxa" w:w="70"/>
+              <w:left w:type="dxa" w:w="100"/>
+              <w:bottom w:type="dxa" w:w="70"/>
+              <w:right w:type="dxa" w:w="100"/>
+            </w:tcMar>
+          </w:tcPr>
+          <w:p>
+            <w:pPr>
+              <w:spacing w:after="120" w:before="0"/>
+            </w:pPr>
+            <w:r>
+              <w:rPr>
+                <w:rFonts w:ascii="Calibri" w:cs="Calibri" w:eastAsia="Calibri" w:hAnsi="Calibri"/>
+                <w:sz w:val="18"/>
+                <w:szCs w:val="18"/>
+              </w:rPr>
+              <w:t xml:space="preserve">The same</w:t>
+            </w:r>
+          </w:p>
+        </w:tc>
+      </w:tr>
+      <w:tr>
+        <w:tc>
+          <w:tcPr>
+            <w:tcW w:type="dxa" w:w="3200"/>
+            <w:tcMar>
+              <w:top w:type="dxa" w:w="70"/>
+              <w:left w:type="dxa" w:w="100"/>
+              <w:bottom w:type="dxa" w:w="70"/>
+              <w:right w:type="dxa" w:w="100"/>
+            </w:tcMar>
+          </w:tcPr>
+          <w:p>
+            <w:pPr>
+              <w:spacing w:after="120" w:before="0"/>
+            </w:pPr>
+            <w:r>
+              <w:rPr>
+                <w:rFonts w:ascii="Calibri" w:cs="Calibri" w:eastAsia="Calibri" w:hAnsi="Calibri"/>
+                <w:sz w:val="18"/>
+                <w:szCs w:val="18"/>
+              </w:rPr>
+              <w:t xml:space="preserve">Audio module</w:t>
+            </w:r>
+          </w:p>
+        </w:tc>
+        <w:tc>
+          <w:tcPr>
+            <w:tcW w:type="dxa" w:w="6160"/>
+            <w:tcMar>
+              <w:top w:type="dxa" w:w="70"/>
+              <w:left w:type="dxa" w:w="100"/>
+              <w:bottom w:type="dxa" w:w="70"/>
+              <w:right w:type="dxa" w:w="100"/>
+            </w:tcMar>
+          </w:tcPr>
+          <w:p>
+            <w:pPr>
+              <w:spacing w:after="120" w:before="0"/>
+            </w:pPr>
+            <w:r>
+              <w:rPr>
+                <w:rFonts w:ascii="Calibri" w:cs="Calibri" w:eastAsia="Calibri" w:hAnsi="Calibri"/>
+                <w:sz w:val="18"/>
+                <w:szCs w:val="18"/>
+              </w:rPr>
+              <w:t xml:space="preserve">Your keep-or-remove decision. No microphone, capture path or clock synchronisation exists.</w:t>
+            </w:r>
+          </w:p>
+        </w:tc>
+      </w:tr>
+      <w:tr>
+        <w:tc>
+          <w:tcPr>
+            <w:tcW w:type="dxa" w:w="3200"/>
+            <w:tcMar>
+              <w:top w:type="dxa" w:w="70"/>
+              <w:left w:type="dxa" w:w="100"/>
+              <w:bottom w:type="dxa" w:w="70"/>
+              <w:right w:type="dxa" w:w="100"/>
+            </w:tcMar>
+          </w:tcPr>
+          <w:p>
+            <w:pPr>
+              <w:spacing w:after="120" w:before="0"/>
+            </w:pPr>
+            <w:r>
+              <w:rPr>
+                <w:rFonts w:ascii="Calibri" w:cs="Calibri" w:eastAsia="Calibri" w:hAnsi="Calibri"/>
+                <w:sz w:val="18"/>
+                <w:szCs w:val="18"/>
+              </w:rPr>
+              <w:t xml:space="preserve">Second-camera capture</w:t>
+            </w:r>
+          </w:p>
+        </w:tc>
+        <w:tc>
+          <w:tcPr>
+            <w:tcW w:type="dxa" w:w="6160"/>
+            <w:tcMar>
+              <w:top w:type="dxa" w:w="70"/>
+              <w:left w:type="dxa" w:w="100"/>
+              <w:bottom w:type="dxa" w:w="70"/>
+              <w:right w:type="dxa" w:w="100"/>
+            </w:tcMar>
+          </w:tcPr>
+          <w:p>
+            <w:pPr>
+              <w:spacing w:after="120" w:before="0"/>
+            </w:pPr>
+            <w:r>
+              <w:rPr>
+                <w:rFonts w:ascii="Calibri" w:cs="Calibri" w:eastAsia="Calibri" w:hAnsi="Calibri"/>
+                <w:sz w:val="18"/>
+                <w:szCs w:val="18"/>
+              </w:rPr>
+              <w:t xml:space="preserve">Hardware, and a frame-rate feasibility test before collection</w:t>
+            </w:r>
+          </w:p>
+        </w:tc>
+      </w:tr>
+      <w:tr>
+        <w:tc>
+          <w:tcPr>
+            <w:tcW w:type="dxa" w:w="3200"/>
+            <w:tcMar>
+              <w:top w:type="dxa" w:w="70"/>
+              <w:left w:type="dxa" w:w="100"/>
+              <w:bottom w:type="dxa" w:w="70"/>
+              <w:right w:type="dxa" w:w="100"/>
+            </w:tcMar>
+          </w:tcPr>
+          <w:p>
+            <w:pPr>
+              <w:spacing w:after="120" w:before="0"/>
+            </w:pPr>
+            <w:r>
+              <w:rPr>
+                <w:rFonts w:ascii="Calibri" w:cs="Calibri" w:eastAsia="Calibri" w:hAnsi="Calibri"/>
+                <w:sz w:val="18"/>
+                <w:szCs w:val="18"/>
+              </w:rPr>
+              <w:t xml:space="preserve">Attention-block signal quality</w:t>
+            </w:r>
+          </w:p>
+        </w:tc>
+        <w:tc>
+          <w:tcPr>
+            <w:tcW w:type="dxa" w:w="6160"/>
+            <w:tcMar>
+              <w:top w:type="dxa" w:w="70"/>
+              <w:left w:type="dxa" w:w="100"/>
+              <w:bottom w:type="dxa" w:w="70"/>
+              <w:right w:type="dxa" w:w="100"/>
+            </w:tcMar>
+          </w:tcPr>
+          <w:p>
+            <w:pPr>
+              <w:spacing w:after="120" w:before="0"/>
+            </w:pPr>
+            <w:r>
+              <w:rPr>
+                <w:rFonts w:ascii="Calibri" w:cs="Calibri" w:eastAsia="Calibri" w:hAnsi="Calibri"/>
+                <w:sz w:val="18"/>
+                <w:szCs w:val="18"/>
+              </w:rPr>
+              <w:t xml:space="preserve">A scope decision: confidence and missingness were extended to the four core signals, not to the pilot attention signals. Stated as a boundary, not an omission.</w:t>
+            </w:r>
+          </w:p>
+        </w:tc>
+      </w:tr>
+    </w:tbl>
+    <w:p>
+      <w:r>
+        <w:br w:type="page"/>
       </w:r>
     </w:p>
     <w:p>
@@ -4743,7 +3895,7 @@
           <w:sz w:val="29"/>
           <w:szCs w:val="29"/>
         </w:rPr>
-        <w:t xml:space="preserve">8.  Where this leaves us</w:t>
+        <w:t xml:space="preserve">7.  Evidence index</w:t>
       </w:r>
     </w:p>
     <w:p>
@@ -4756,12 +3908,788 @@
           <w:sz w:val="20"/>
           <w:szCs w:val="20"/>
         </w:rPr>
-        <w:t xml:space="preserve">Two of your matrix rows now carry implementing code and inspectable artefacts — D1 feature separation and the A-column verification. You asked for those two to be run alongside each other rather than in sequence, and they were.</w:t>
-      </w:r>
-    </w:p>
-    <w:p>
-      <w:pPr>
-        <w:spacing w:after="120" w:before="0"/>
+        <w:t xml:space="preserve">Commits from this cycle. The repository holds the full audit, dependency map and privacy evidence documents referenced here.</w:t>
+      </w:r>
+    </w:p>
+    <w:tbl>
+      <w:tblPr>
+        <w:tblW w:type="dxa" w:w="9360"/>
+        <w:tblBorders>
+          <w:top w:val="single" w:color="auto" w:sz="4"/>
+          <w:left w:val="single" w:color="auto" w:sz="4"/>
+          <w:bottom w:val="single" w:color="auto" w:sz="4"/>
+          <w:right w:val="single" w:color="auto" w:sz="4"/>
+          <w:insideH w:val="single" w:color="auto" w:sz="4"/>
+          <w:insideV w:val="single" w:color="auto" w:sz="4"/>
+        </w:tblBorders>
+      </w:tblPr>
+      <w:tblGrid>
+        <w:gridCol w:w="2600"/>
+        <w:gridCol w:w="6760"/>
+      </w:tblGrid>
+      <w:tr>
+        <w:trPr>
+          <w:tblHeader/>
+        </w:trPr>
+        <w:tc>
+          <w:tcPr>
+            <w:tcW w:type="dxa" w:w="2600"/>
+            <w:shd w:fill="D9D9D9" w:val="clear"/>
+            <w:tcMar>
+              <w:top w:type="dxa" w:w="70"/>
+              <w:left w:type="dxa" w:w="100"/>
+              <w:bottom w:type="dxa" w:w="70"/>
+              <w:right w:type="dxa" w:w="100"/>
+            </w:tcMar>
+          </w:tcPr>
+          <w:p>
+            <w:pPr>
+              <w:spacing w:after="120" w:before="0"/>
+            </w:pPr>
+            <w:r>
+              <w:rPr>
+                <w:rFonts w:ascii="Calibri" w:cs="Calibri" w:eastAsia="Calibri" w:hAnsi="Calibri"/>
+                <w:b/>
+                <w:bCs/>
+                <w:sz w:val="18"/>
+                <w:szCs w:val="18"/>
+              </w:rPr>
+              <w:t xml:space="preserve">Area</w:t>
+            </w:r>
+          </w:p>
+        </w:tc>
+        <w:tc>
+          <w:tcPr>
+            <w:tcW w:type="dxa" w:w="6760"/>
+            <w:shd w:fill="D9D9D9" w:val="clear"/>
+            <w:tcMar>
+              <w:top w:type="dxa" w:w="70"/>
+              <w:left w:type="dxa" w:w="100"/>
+              <w:bottom w:type="dxa" w:w="70"/>
+              <w:right w:type="dxa" w:w="100"/>
+            </w:tcMar>
+          </w:tcPr>
+          <w:p>
+            <w:pPr>
+              <w:spacing w:after="120" w:before="0"/>
+            </w:pPr>
+            <w:r>
+              <w:rPr>
+                <w:rFonts w:ascii="Calibri" w:cs="Calibri" w:eastAsia="Calibri" w:hAnsi="Calibri"/>
+                <w:b/>
+                <w:bCs/>
+                <w:sz w:val="18"/>
+                <w:szCs w:val="18"/>
+              </w:rPr>
+              <w:t xml:space="preserve">What it contains</w:t>
+            </w:r>
+          </w:p>
+        </w:tc>
+      </w:tr>
+      <w:tr>
+        <w:tc>
+          <w:tcPr>
+            <w:tcW w:type="dxa" w:w="2600"/>
+            <w:tcMar>
+              <w:top w:type="dxa" w:w="70"/>
+              <w:left w:type="dxa" w:w="100"/>
+              <w:bottom w:type="dxa" w:w="70"/>
+              <w:right w:type="dxa" w:w="100"/>
+            </w:tcMar>
+          </w:tcPr>
+          <w:p>
+            <w:pPr>
+              <w:spacing w:after="120" w:before="0"/>
+            </w:pPr>
+            <w:r>
+              <w:rPr>
+                <w:rFonts w:ascii="Calibri" w:cs="Calibri" w:eastAsia="Calibri" w:hAnsi="Calibri"/>
+                <w:sz w:val="18"/>
+                <w:szCs w:val="18"/>
+              </w:rPr>
+              <w:t xml:space="preserve">Repository hygiene</w:t>
+            </w:r>
+          </w:p>
+        </w:tc>
+        <w:tc>
+          <w:tcPr>
+            <w:tcW w:type="dxa" w:w="6760"/>
+            <w:tcMar>
+              <w:top w:type="dxa" w:w="70"/>
+              <w:left w:type="dxa" w:w="100"/>
+              <w:bottom w:type="dxa" w:w="70"/>
+              <w:right w:type="dxa" w:w="100"/>
+            </w:tcMar>
+          </w:tcPr>
+          <w:p>
+            <w:pPr>
+              <w:spacing w:after="120" w:before="0"/>
+            </w:pPr>
+            <w:r>
+              <w:rPr>
+                <w:rFonts w:ascii="Calibri" w:cs="Calibri" w:eastAsia="Calibri" w:hAnsi="Calibri"/>
+                <w:sz w:val="18"/>
+                <w:szCs w:val="18"/>
+              </w:rPr>
+              <w:t xml:space="preserve">Media and secret guards committed before the first source file; provenance disclosure; hook verification recorded</w:t>
+            </w:r>
+          </w:p>
+        </w:tc>
+      </w:tr>
+      <w:tr>
+        <w:tc>
+          <w:tcPr>
+            <w:tcW w:type="dxa" w:w="2600"/>
+            <w:tcMar>
+              <w:top w:type="dxa" w:w="70"/>
+              <w:left w:type="dxa" w:w="100"/>
+              <w:bottom w:type="dxa" w:w="70"/>
+              <w:right w:type="dxa" w:w="100"/>
+            </w:tcMar>
+          </w:tcPr>
+          <w:p>
+            <w:pPr>
+              <w:spacing w:after="120" w:before="0"/>
+            </w:pPr>
+            <w:r>
+              <w:rPr>
+                <w:rFonts w:ascii="Calibri" w:cs="Calibri" w:eastAsia="Calibri" w:hAnsi="Calibri"/>
+                <w:sz w:val="18"/>
+                <w:szCs w:val="18"/>
+              </w:rPr>
+              <w:t xml:space="preserve">Baseline import</w:t>
+            </w:r>
+          </w:p>
+        </w:tc>
+        <w:tc>
+          <w:tcPr>
+            <w:tcW w:type="dxa" w:w="6760"/>
+            <w:tcMar>
+              <w:top w:type="dxa" w:w="70"/>
+              <w:left w:type="dxa" w:w="100"/>
+              <w:bottom w:type="dxa" w:w="70"/>
+              <w:right w:type="dxa" w:w="100"/>
+            </w:tcMar>
+          </w:tcPr>
+          <w:p>
+            <w:pPr>
+              <w:spacing w:after="120" w:before="0"/>
+            </w:pPr>
+            <w:r>
+              <w:rPr>
+                <w:rFonts w:ascii="Calibri" w:cs="Calibri" w:eastAsia="Calibri" w:hAnsi="Calibri"/>
+                <w:sz w:val="18"/>
+                <w:szCs w:val="18"/>
+              </w:rPr>
+              <w:t xml:space="preserve">Existing pipeline source under version control for the first time</w:t>
+            </w:r>
+          </w:p>
+        </w:tc>
+      </w:tr>
+      <w:tr>
+        <w:tc>
+          <w:tcPr>
+            <w:tcW w:type="dxa" w:w="2600"/>
+            <w:tcMar>
+              <w:top w:type="dxa" w:w="70"/>
+              <w:left w:type="dxa" w:w="100"/>
+              <w:bottom w:type="dxa" w:w="70"/>
+              <w:right w:type="dxa" w:w="100"/>
+            </w:tcMar>
+          </w:tcPr>
+          <w:p>
+            <w:pPr>
+              <w:spacing w:after="120" w:before="0"/>
+            </w:pPr>
+            <w:r>
+              <w:rPr>
+                <w:rFonts w:ascii="Calibri" w:cs="Calibri" w:eastAsia="Calibri" w:hAnsi="Calibri"/>
+                <w:sz w:val="18"/>
+                <w:szCs w:val="18"/>
+              </w:rPr>
+              <w:t xml:space="preserve">Repository audit</w:t>
+            </w:r>
+          </w:p>
+        </w:tc>
+        <w:tc>
+          <w:tcPr>
+            <w:tcW w:type="dxa" w:w="6760"/>
+            <w:tcMar>
+              <w:top w:type="dxa" w:w="70"/>
+              <w:left w:type="dxa" w:w="100"/>
+              <w:bottom w:type="dxa" w:w="70"/>
+              <w:right w:type="dxa" w:w="100"/>
+            </w:tcMar>
+          </w:tcPr>
+          <w:p>
+            <w:pPr>
+              <w:spacing w:after="120" w:before="0"/>
+            </w:pPr>
+            <w:r>
+              <w:rPr>
+                <w:rFonts w:ascii="Calibri" w:cs="Calibri" w:eastAsia="Calibri" w:hAnsi="Calibri"/>
+                <w:sz w:val="18"/>
+                <w:szCs w:val="18"/>
+              </w:rPr>
+              <w:t xml:space="preserve">docs/AUDIT_A_COLUMN.md — the eleven-item verification</w:t>
+            </w:r>
+          </w:p>
+        </w:tc>
+      </w:tr>
+      <w:tr>
+        <w:tc>
+          <w:tcPr>
+            <w:tcW w:type="dxa" w:w="2600"/>
+            <w:tcMar>
+              <w:top w:type="dxa" w:w="70"/>
+              <w:left w:type="dxa" w:w="100"/>
+              <w:bottom w:type="dxa" w:w="70"/>
+              <w:right w:type="dxa" w:w="100"/>
+            </w:tcMar>
+          </w:tcPr>
+          <w:p>
+            <w:pPr>
+              <w:spacing w:after="120" w:before="0"/>
+            </w:pPr>
+            <w:r>
+              <w:rPr>
+                <w:rFonts w:ascii="Calibri" w:cs="Calibri" w:eastAsia="Calibri" w:hAnsi="Calibri"/>
+                <w:sz w:val="18"/>
+                <w:szCs w:val="18"/>
+              </w:rPr>
+              <w:t xml:space="preserve">Behaviour preservation</w:t>
+            </w:r>
+          </w:p>
+        </w:tc>
+        <w:tc>
+          <w:tcPr>
+            <w:tcW w:type="dxa" w:w="6760"/>
+            <w:tcMar>
+              <w:top w:type="dxa" w:w="70"/>
+              <w:left w:type="dxa" w:w="100"/>
+              <w:bottom w:type="dxa" w:w="70"/>
+              <w:right w:type="dxa" w:w="100"/>
+            </w:tcMar>
+          </w:tcPr>
+          <w:p>
+            <w:pPr>
+              <w:spacing w:after="120" w:before="0"/>
+            </w:pPr>
+            <w:r>
+              <w:rPr>
+                <w:rFonts w:ascii="Calibri" w:cs="Calibri" w:eastAsia="Calibri" w:hAnsi="Calibri"/>
+                <w:sz w:val="18"/>
+                <w:szCs w:val="18"/>
+              </w:rPr>
+              <w:t xml:space="preserve">Golden-file snapshot committed before any refactor; re-verified after every subsequent change</w:t>
+            </w:r>
+          </w:p>
+        </w:tc>
+      </w:tr>
+      <w:tr>
+        <w:tc>
+          <w:tcPr>
+            <w:tcW w:type="dxa" w:w="2600"/>
+            <w:tcMar>
+              <w:top w:type="dxa" w:w="70"/>
+              <w:left w:type="dxa" w:w="100"/>
+              <w:bottom w:type="dxa" w:w="70"/>
+              <w:right w:type="dxa" w:w="100"/>
+            </w:tcMar>
+          </w:tcPr>
+          <w:p>
+            <w:pPr>
+              <w:spacing w:after="120" w:before="0"/>
+            </w:pPr>
+            <w:r>
+              <w:rPr>
+                <w:rFonts w:ascii="Calibri" w:cs="Calibri" w:eastAsia="Calibri" w:hAnsi="Calibri"/>
+                <w:sz w:val="18"/>
+                <w:szCs w:val="18"/>
+              </w:rPr>
+              <w:t xml:space="preserve">Feature separation</w:t>
+            </w:r>
+          </w:p>
+        </w:tc>
+        <w:tc>
+          <w:tcPr>
+            <w:tcW w:type="dxa" w:w="6760"/>
+            <w:tcMar>
+              <w:top w:type="dxa" w:w="70"/>
+              <w:left w:type="dxa" w:w="100"/>
+              <w:bottom w:type="dxa" w:w="70"/>
+              <w:right w:type="dxa" w:w="100"/>
+            </w:tcMar>
+          </w:tcPr>
+          <w:p>
+            <w:pPr>
+              <w:spacing w:after="120" w:before="0"/>
+            </w:pPr>
+            <w:r>
+              <w:rPr>
+                <w:rFonts w:ascii="Calibri" w:cs="Calibri" w:eastAsia="Calibri" w:hAnsi="Calibri"/>
+                <w:sz w:val="18"/>
+                <w:szCs w:val="18"/>
+              </w:rPr>
+              <w:t xml:space="preserve">features/ package, per-block manifests, separation test, dependency map</w:t>
+            </w:r>
+          </w:p>
+        </w:tc>
+      </w:tr>
+      <w:tr>
+        <w:tc>
+          <w:tcPr>
+            <w:tcW w:type="dxa" w:w="2600"/>
+            <w:tcMar>
+              <w:top w:type="dxa" w:w="70"/>
+              <w:left w:type="dxa" w:w="100"/>
+              <w:bottom w:type="dxa" w:w="70"/>
+              <w:right w:type="dxa" w:w="100"/>
+            </w:tcMar>
+          </w:tcPr>
+          <w:p>
+            <w:pPr>
+              <w:spacing w:after="120" w:before="0"/>
+            </w:pPr>
+            <w:r>
+              <w:rPr>
+                <w:rFonts w:ascii="Calibri" w:cs="Calibri" w:eastAsia="Calibri" w:hAnsi="Calibri"/>
+                <w:sz w:val="18"/>
+                <w:szCs w:val="18"/>
+              </w:rPr>
+              <w:t xml:space="preserve">Gate 0 provenance</w:t>
+            </w:r>
+          </w:p>
+        </w:tc>
+        <w:tc>
+          <w:tcPr>
+            <w:tcW w:type="dxa" w:w="6760"/>
+            <w:tcMar>
+              <w:top w:type="dxa" w:w="70"/>
+              <w:left w:type="dxa" w:w="100"/>
+              <w:bottom w:type="dxa" w:w="70"/>
+              <w:right w:type="dxa" w:w="100"/>
+            </w:tcMar>
+          </w:tcPr>
+          <w:p>
+            <w:pPr>
+              <w:spacing w:after="120" w:before="0"/>
+            </w:pPr>
+            <w:r>
+              <w:rPr>
+                <w:rFonts w:ascii="Calibri" w:cs="Calibri" w:eastAsia="Calibri" w:hAnsi="Calibri"/>
+                <w:sz w:val="18"/>
+                <w:szCs w:val="18"/>
+              </w:rPr>
+              <w:t xml:space="preserve">Experiment ID, config hash, source hash over the validated path, data manifest, variant log</w:t>
+            </w:r>
+          </w:p>
+        </w:tc>
+      </w:tr>
+      <w:tr>
+        <w:tc>
+          <w:tcPr>
+            <w:tcW w:type="dxa" w:w="2600"/>
+            <w:tcMar>
+              <w:top w:type="dxa" w:w="70"/>
+              <w:left w:type="dxa" w:w="100"/>
+              <w:bottom w:type="dxa" w:w="70"/>
+              <w:right w:type="dxa" w:w="100"/>
+            </w:tcMar>
+          </w:tcPr>
+          <w:p>
+            <w:pPr>
+              <w:spacing w:after="120" w:before="0"/>
+            </w:pPr>
+            <w:r>
+              <w:rPr>
+                <w:rFonts w:ascii="Calibri" w:cs="Calibri" w:eastAsia="Calibri" w:hAnsi="Calibri"/>
+                <w:sz w:val="18"/>
+                <w:szCs w:val="18"/>
+              </w:rPr>
+              <w:t xml:space="preserve">Canonical schema</w:t>
+            </w:r>
+          </w:p>
+        </w:tc>
+        <w:tc>
+          <w:tcPr>
+            <w:tcW w:type="dxa" w:w="6760"/>
+            <w:tcMar>
+              <w:top w:type="dxa" w:w="70"/>
+              <w:left w:type="dxa" w:w="100"/>
+              <w:bottom w:type="dxa" w:w="70"/>
+              <w:right w:type="dxa" w:w="100"/>
+            </w:tcMar>
+          </w:tcPr>
+          <w:p>
+            <w:pPr>
+              <w:spacing w:after="120" w:before="0"/>
+            </w:pPr>
+            <w:r>
+              <w:rPr>
+                <w:rFonts w:ascii="Calibri" w:cs="Calibri" w:eastAsia="Calibri" w:hAnsi="Calibri"/>
+                <w:sz w:val="18"/>
+                <w:szCs w:val="18"/>
+              </w:rPr>
+              <w:t xml:space="preserve">Schema document, validating writer, invariant tests</w:t>
+            </w:r>
+          </w:p>
+        </w:tc>
+      </w:tr>
+      <w:tr>
+        <w:tc>
+          <w:tcPr>
+            <w:tcW w:type="dxa" w:w="2600"/>
+            <w:tcMar>
+              <w:top w:type="dxa" w:w="70"/>
+              <w:left w:type="dxa" w:w="100"/>
+              <w:bottom w:type="dxa" w:w="70"/>
+              <w:right w:type="dxa" w:w="100"/>
+            </w:tcMar>
+          </w:tcPr>
+          <w:p>
+            <w:pPr>
+              <w:spacing w:after="120" w:before="0"/>
+            </w:pPr>
+            <w:r>
+              <w:rPr>
+                <w:rFonts w:ascii="Calibri" w:cs="Calibri" w:eastAsia="Calibri" w:hAnsi="Calibri"/>
+                <w:sz w:val="18"/>
+                <w:szCs w:val="18"/>
+              </w:rPr>
+              <w:t xml:space="preserve">Signal completions</w:t>
+            </w:r>
+          </w:p>
+        </w:tc>
+        <w:tc>
+          <w:tcPr>
+            <w:tcW w:type="dxa" w:w="6760"/>
+            <w:tcMar>
+              <w:top w:type="dxa" w:w="70"/>
+              <w:left w:type="dxa" w:w="100"/>
+              <w:bottom w:type="dxa" w:w="70"/>
+              <w:right w:type="dxa" w:w="100"/>
+            </w:tcMar>
+          </w:tcPr>
+          <w:p>
+            <w:pPr>
+              <w:spacing w:after="120" w:before="0"/>
+            </w:pPr>
+            <w:r>
+              <w:rPr>
+                <w:rFonts w:ascii="Calibri" w:cs="Calibri" w:eastAsia="Calibri" w:hAnsi="Calibri"/>
+                <w:sz w:val="18"/>
+                <w:szCs w:val="18"/>
+              </w:rPr>
+              <w:t xml:space="preserve">Robust baseline, signal quality, FPS logger, coverage</w:t>
+            </w:r>
+          </w:p>
+        </w:tc>
+      </w:tr>
+      <w:tr>
+        <w:tc>
+          <w:tcPr>
+            <w:tcW w:type="dxa" w:w="2600"/>
+            <w:tcMar>
+              <w:top w:type="dxa" w:w="70"/>
+              <w:left w:type="dxa" w:w="100"/>
+              <w:bottom w:type="dxa" w:w="70"/>
+              <w:right w:type="dxa" w:w="100"/>
+            </w:tcMar>
+          </w:tcPr>
+          <w:p>
+            <w:pPr>
+              <w:spacing w:after="120" w:before="0"/>
+            </w:pPr>
+            <w:r>
+              <w:rPr>
+                <w:rFonts w:ascii="Calibri" w:cs="Calibri" w:eastAsia="Calibri" w:hAnsi="Calibri"/>
+                <w:sz w:val="18"/>
+                <w:szCs w:val="18"/>
+              </w:rPr>
+              <w:t xml:space="preserve">Precision simulation</w:t>
+            </w:r>
+          </w:p>
+        </w:tc>
+        <w:tc>
+          <w:tcPr>
+            <w:tcW w:type="dxa" w:w="6760"/>
+            <w:tcMar>
+              <w:top w:type="dxa" w:w="70"/>
+              <w:left w:type="dxa" w:w="100"/>
+              <w:bottom w:type="dxa" w:w="70"/>
+              <w:right w:type="dxa" w:w="100"/>
+            </w:tcMar>
+          </w:tcPr>
+          <w:p>
+            <w:pPr>
+              <w:spacing w:after="120" w:before="0"/>
+            </w:pPr>
+            <w:r>
+              <w:rPr>
+                <w:rFonts w:ascii="Calibri" w:cs="Calibri" w:eastAsia="Calibri" w:hAnsi="Calibri"/>
+                <w:sz w:val="18"/>
+                <w:szCs w:val="18"/>
+              </w:rPr>
+              <w:t xml:space="preserve">Generator, models, precision, sweep drivers, three versioned artefacts</w:t>
+            </w:r>
+          </w:p>
+        </w:tc>
+      </w:tr>
+      <w:tr>
+        <w:tc>
+          <w:tcPr>
+            <w:tcW w:type="dxa" w:w="2600"/>
+            <w:tcMar>
+              <w:top w:type="dxa" w:w="70"/>
+              <w:left w:type="dxa" w:w="100"/>
+              <w:bottom w:type="dxa" w:w="70"/>
+              <w:right w:type="dxa" w:w="100"/>
+            </w:tcMar>
+          </w:tcPr>
+          <w:p>
+            <w:pPr>
+              <w:spacing w:after="120" w:before="0"/>
+            </w:pPr>
+            <w:r>
+              <w:rPr>
+                <w:rFonts w:ascii="Calibri" w:cs="Calibri" w:eastAsia="Calibri" w:hAnsi="Calibri"/>
+                <w:sz w:val="18"/>
+                <w:szCs w:val="18"/>
+              </w:rPr>
+              <w:t xml:space="preserve">Baselines and reliability</w:t>
+            </w:r>
+          </w:p>
+        </w:tc>
+        <w:tc>
+          <w:tcPr>
+            <w:tcW w:type="dxa" w:w="6760"/>
+            <w:tcMar>
+              <w:top w:type="dxa" w:w="70"/>
+              <w:left w:type="dxa" w:w="100"/>
+              <w:bottom w:type="dxa" w:w="70"/>
+              <w:right w:type="dxa" w:w="100"/>
+            </w:tcMar>
+          </w:tcPr>
+          <w:p>
+            <w:pPr>
+              <w:spacing w:after="120" w:before="0"/>
+            </w:pPr>
+            <w:r>
+              <w:rPr>
+                <w:rFonts w:ascii="Calibri" w:cs="Calibri" w:eastAsia="Calibri" w:hAnsi="Calibri"/>
+                <w:sz w:val="18"/>
+                <w:szCs w:val="18"/>
+              </w:rPr>
+              <w:t xml:space="preserve">analysis/ package with the D7 representations and the D3 measures</w:t>
+            </w:r>
+          </w:p>
+        </w:tc>
+      </w:tr>
+      <w:tr>
+        <w:tc>
+          <w:tcPr>
+            <w:tcW w:type="dxa" w:w="2600"/>
+            <w:tcMar>
+              <w:top w:type="dxa" w:w="70"/>
+              <w:left w:type="dxa" w:w="100"/>
+              <w:bottom w:type="dxa" w:w="70"/>
+              <w:right w:type="dxa" w:w="100"/>
+            </w:tcMar>
+          </w:tcPr>
+          <w:p>
+            <w:pPr>
+              <w:spacing w:after="120" w:before="0"/>
+            </w:pPr>
+            <w:r>
+              <w:rPr>
+                <w:rFonts w:ascii="Calibri" w:cs="Calibri" w:eastAsia="Calibri" w:hAnsi="Calibri"/>
+                <w:sz w:val="18"/>
+                <w:szCs w:val="18"/>
+              </w:rPr>
+              <w:t xml:space="preserve">Controls</w:t>
+            </w:r>
+          </w:p>
+        </w:tc>
+        <w:tc>
+          <w:tcPr>
+            <w:tcW w:type="dxa" w:w="6760"/>
+            <w:tcMar>
+              <w:top w:type="dxa" w:w="70"/>
+              <w:left w:type="dxa" w:w="100"/>
+              <w:bottom w:type="dxa" w:w="70"/>
+              <w:right w:type="dxa" w:w="100"/>
+            </w:tcMar>
+          </w:tcPr>
+          <w:p>
+            <w:pPr>
+              <w:spacing w:after="120" w:before="0"/>
+            </w:pPr>
+            <w:r>
+              <w:rPr>
+                <w:rFonts w:ascii="Calibri" w:cs="Calibri" w:eastAsia="Calibri" w:hAnsi="Calibri"/>
+                <w:sz w:val="18"/>
+                <w:szCs w:val="18"/>
+              </w:rPr>
+              <w:t xml:space="preserve">Null-input, negative control, leakage, time-shuffle, blink positive</w:t>
+            </w:r>
+          </w:p>
+        </w:tc>
+      </w:tr>
+      <w:tr>
+        <w:tc>
+          <w:tcPr>
+            <w:tcW w:type="dxa" w:w="2600"/>
+            <w:tcMar>
+              <w:top w:type="dxa" w:w="70"/>
+              <w:left w:type="dxa" w:w="100"/>
+              <w:bottom w:type="dxa" w:w="70"/>
+              <w:right w:type="dxa" w:w="100"/>
+            </w:tcMar>
+          </w:tcPr>
+          <w:p>
+            <w:pPr>
+              <w:spacing w:after="120" w:before="0"/>
+            </w:pPr>
+            <w:r>
+              <w:rPr>
+                <w:rFonts w:ascii="Calibri" w:cs="Calibri" w:eastAsia="Calibri" w:hAnsi="Calibri"/>
+                <w:sz w:val="18"/>
+                <w:szCs w:val="18"/>
+              </w:rPr>
+              <w:t xml:space="preserve">Reproducibility</w:t>
+            </w:r>
+          </w:p>
+        </w:tc>
+        <w:tc>
+          <w:tcPr>
+            <w:tcW w:type="dxa" w:w="6760"/>
+            <w:tcMar>
+              <w:top w:type="dxa" w:w="70"/>
+              <w:left w:type="dxa" w:w="100"/>
+              <w:bottom w:type="dxa" w:w="70"/>
+              <w:right w:type="dxa" w:w="100"/>
+            </w:tcMar>
+          </w:tcPr>
+          <w:p>
+            <w:pPr>
+              <w:spacing w:after="120" w:before="0"/>
+            </w:pPr>
+            <w:r>
+              <w:rPr>
+                <w:rFonts w:ascii="Calibri" w:cs="Calibri" w:eastAsia="Calibri" w:hAnsi="Calibri"/>
+                <w:sz w:val="18"/>
+                <w:szCs w:val="18"/>
+              </w:rPr>
+              <w:t xml:space="preserve">reproduce.py, Makefile target, PowerShell equivalent, comparison script</w:t>
+            </w:r>
+          </w:p>
+        </w:tc>
+      </w:tr>
+      <w:tr>
+        <w:tc>
+          <w:tcPr>
+            <w:tcW w:type="dxa" w:w="2600"/>
+            <w:tcMar>
+              <w:top w:type="dxa" w:w="70"/>
+              <w:left w:type="dxa" w:w="100"/>
+              <w:bottom w:type="dxa" w:w="70"/>
+              <w:right w:type="dxa" w:w="100"/>
+            </w:tcMar>
+          </w:tcPr>
+          <w:p>
+            <w:pPr>
+              <w:spacing w:after="120" w:before="0"/>
+            </w:pPr>
+            <w:r>
+              <w:rPr>
+                <w:rFonts w:ascii="Calibri" w:cs="Calibri" w:eastAsia="Calibri" w:hAnsi="Calibri"/>
+                <w:sz w:val="18"/>
+                <w:szCs w:val="18"/>
+              </w:rPr>
+              <w:t xml:space="preserve">Privacy and retention</w:t>
+            </w:r>
+          </w:p>
+        </w:tc>
+        <w:tc>
+          <w:tcPr>
+            <w:tcW w:type="dxa" w:w="6760"/>
+            <w:tcMar>
+              <w:top w:type="dxa" w:w="70"/>
+              <w:left w:type="dxa" w:w="100"/>
+              <w:bottom w:type="dxa" w:w="70"/>
+              <w:right w:type="dxa" w:w="100"/>
+            </w:tcMar>
+          </w:tcPr>
+          <w:p>
+            <w:pPr>
+              <w:spacing w:after="120" w:before="0"/>
+            </w:pPr>
+            <w:r>
+              <w:rPr>
+                <w:rFonts w:ascii="Calibri" w:cs="Calibri" w:eastAsia="Calibri" w:hAnsi="Calibri"/>
+                <w:sz w:val="18"/>
+                <w:szCs w:val="18"/>
+              </w:rPr>
+              <w:t xml:space="preserve">Retention configuration, deletion routine with dry-run default, deletion log</w:t>
+            </w:r>
+          </w:p>
+        </w:tc>
+      </w:tr>
+      <w:tr>
+        <w:tc>
+          <w:tcPr>
+            <w:tcW w:type="dxa" w:w="2600"/>
+            <w:tcMar>
+              <w:top w:type="dxa" w:w="70"/>
+              <w:left w:type="dxa" w:w="100"/>
+              <w:bottom w:type="dxa" w:w="70"/>
+              <w:right w:type="dxa" w:w="100"/>
+            </w:tcMar>
+          </w:tcPr>
+          <w:p>
+            <w:pPr>
+              <w:spacing w:after="120" w:before="0"/>
+            </w:pPr>
+            <w:r>
+              <w:rPr>
+                <w:rFonts w:ascii="Calibri" w:cs="Calibri" w:eastAsia="Calibri" w:hAnsi="Calibri"/>
+                <w:sz w:val="18"/>
+                <w:szCs w:val="18"/>
+              </w:rPr>
+              <w:t xml:space="preserve">Pre-registration</w:t>
+            </w:r>
+          </w:p>
+        </w:tc>
+        <w:tc>
+          <w:tcPr>
+            <w:tcW w:type="dxa" w:w="6760"/>
+            <w:tcMar>
+              <w:top w:type="dxa" w:w="70"/>
+              <w:left w:type="dxa" w:w="100"/>
+              <w:bottom w:type="dxa" w:w="70"/>
+              <w:right w:type="dxa" w:w="100"/>
+            </w:tcMar>
+          </w:tcPr>
+          <w:p>
+            <w:pPr>
+              <w:spacing w:after="120" w:before="0"/>
+            </w:pPr>
+            <w:r>
+              <w:rPr>
+                <w:rFonts w:ascii="Calibri" w:cs="Calibri" w:eastAsia="Calibri" w:hAnsi="Calibri"/>
+                <w:sz w:val="18"/>
+                <w:szCs w:val="18"/>
+              </w:rPr>
+              <w:t xml:space="preserve">The sign-off response and this report, committed unmodified</w:t>
+            </w:r>
+          </w:p>
+        </w:tc>
+      </w:tr>
+    </w:tbl>
+    <w:p>
+      <w:pPr>
+        <w:spacing w:after="100" w:before="0"/>
       </w:pPr>
       <w:r>
         <w:rPr>
@@ -4769,7 +4697,50 @@
           <w:sz w:val="20"/>
           <w:szCs w:val="20"/>
         </w:rPr>
-        <w:t xml:space="preserve">The remaining infrastructure is defined and ready to build. I have deliberately not built it yet, for one reason: it would be built against definitions you have not signed. If a definition changes at sign-off, work done in advance of it is work done twice, and in a pre-registered study it also raises a fair question about what the implementation was fitted to.</w:t>
+        <w:t xml:space="preserve"/>
+      </w:r>
+    </w:p>
+    <w:p>
+      <w:pPr>
+        <w:spacing w:after="120" w:before="0"/>
+      </w:pPr>
+      <w:r>
+        <w:rPr>
+          <w:rFonts w:ascii="Calibri" w:cs="Calibri" w:eastAsia="Calibri" w:hAnsi="Calibri"/>
+          <w:sz w:val="20"/>
+          <w:szCs w:val="20"/>
+        </w:rPr>
+        <w:t xml:space="preserve">Supporting documents in the repository: docs/AUDIT_A_COLUMN.md · docs/D1_DEPENDENCY_MAP.md · docs/PRIVACY_EVIDENCE.md · models/MODEL_MANIFEST.md (SHA256 and paired version for each model bundle) · PROVENANCE.md · requirements.txt (generated from a live pip freeze, with Python 3.12.10 and the OS build recorded) · features/manifests/</w:t>
+      </w:r>
+    </w:p>
+    <w:p>
+      <w:pPr>
+        <w:pStyle w:val="Heading1"/>
+        <w:spacing w:after="150" w:before="320"/>
+      </w:pPr>
+      <w:r>
+        <w:rPr>
+          <w:rFonts w:ascii="Calibri" w:cs="Calibri" w:eastAsia="Calibri" w:hAnsi="Calibri"/>
+          <w:b/>
+          <w:bCs/>
+          <w:color w:val="1A1A1A"/>
+          <w:sz w:val="29"/>
+          <w:szCs w:val="29"/>
+        </w:rPr>
+        <w:t xml:space="preserve">8.  Where this leaves us</w:t>
+      </w:r>
+    </w:p>
+    <w:p>
+      <w:pPr>
+        <w:spacing w:after="120" w:before="0"/>
+      </w:pPr>
+      <w:r>
+        <w:rPr>
+          <w:rFonts w:ascii="Calibri" w:cs="Calibri" w:eastAsia="Calibri" w:hAnsi="Calibri"/>
+          <w:sz w:val="20"/>
+          <w:szCs w:val="20"/>
+        </w:rPr>
+        <w:t xml:space="preserve">Twenty of the thirty matrix rows now have something in the repository behind them. Ten of those are exercised; eight are built but untested against real data and are marked as such; the remainder are definitions awaiting your sign-off.</w:t>
       </w:r>
     </w:p>
     <w:p>
@@ -4784,7 +4755,7 @@
           <w:sz w:val="20"/>
           <w:szCs w:val="20"/>
         </w:rPr>
-        <w:t xml:space="preserve">One exception I would propose. </w:t>
+        <w:t xml:space="preserve">The single blocking item is the harness acceptance check. </w:t>
       </w:r>
       <w:r>
         <w:rPr>
@@ -4792,7 +4763,43 @@
           <w:sz w:val="20"/>
           <w:szCs w:val="20"/>
         </w:rPr>
-        <w:t xml:space="preserve">The D6 precision simulation is worth running before sign-off rather than after, because the thresholds in the sign-off response are provisional precisely until it exists. If achievable precision at feasible N is wider than the thresholds proposed, those thresholds are unreachable by construction. I would rather find that now, at the cost of one work item, than after collection.</w:t>
+        <w:t xml:space="preserve">You asked me to exercise the acceptance right and said that silent acceptance of something my pipeline then could not consume would be the only problematic outcome. That check has not been performed. Until it is, the prediction target, the attention features and the ROI-dependent controls stay unverified, and I have marked them that way rather than assuming the harness conforms.</w:t>
+      </w:r>
+    </w:p>
+    <w:p>
+      <w:pPr>
+        <w:spacing w:after="120" w:before="0"/>
+      </w:pPr>
+      <w:r>
+        <w:rPr>
+          <w:rFonts w:ascii="Calibri" w:cs="Calibri" w:eastAsia="Calibri" w:hAnsi="Calibri"/>
+          <w:b/>
+          <w:bCs/>
+          <w:sz w:val="20"/>
+          <w:szCs w:val="20"/>
+        </w:rPr>
+        <w:t xml:space="preserve">The other outstanding items are physical rather than technical: </w:t>
+      </w:r>
+      <w:r>
+        <w:rPr>
+          <w:rFonts w:ascii="Calibri" w:cs="Calibri" w:eastAsia="Calibri" w:hAnsi="Calibri"/>
+          <w:sz w:val="20"/>
+          <w:szCs w:val="20"/>
+        </w:rPr>
+        <w:t xml:space="preserve">a ten-minute null-input camera run, blink clips with manual counts, and an extended stability soak. Each closes a row that is currently built-but-unvalidated.</w:t>
+      </w:r>
+    </w:p>
+    <w:p>
+      <w:pPr>
+        <w:spacing w:after="120" w:before="0"/>
+      </w:pPr>
+      <w:r>
+        <w:rPr>
+          <w:rFonts w:ascii="Calibri" w:cs="Calibri" w:eastAsia="Calibri" w:hAnsi="Calibri"/>
+          <w:sz w:val="20"/>
+          <w:szCs w:val="20"/>
+        </w:rPr>
+        <w:t xml:space="preserve">I deliberately built the infrastructure ahead of sign-off in only one respect: everything above is definition-independent. Nothing implemented here presumes a threshold, a metric or a decision rule that you have not yet signed. The one place where a definition changed — the primary metric — it changed because the precision simulation you asked me to run first showed the original choice was materially worse, and it changed before sign-off rather than after.</w:t>
       </w:r>
     </w:p>
     <w:p>

--- a/docs/preregistration/D0PA1_Build_Status_Report.docx
+++ b/docs/preregistration/D0PA1_Build_Status_Report.docx
@@ -2291,7 +2291,7 @@
           <w:sz w:val="23"/>
           <w:szCs w:val="23"/>
         </w:rPr>
-        <w:t xml:space="preserve">5.4  Attention pitch detection is structurally unreliable</w:t>
+        <w:t>5.4  Attention pitch: a retracted claim, and what the evidence now says</w:t>
       </w:r>
     </w:p>
     <w:tbl>
@@ -2344,7 +2344,7 @@
                 <w:sz w:val="20"/>
                 <w:szCs w:val="20"/>
               </w:rPr>
-              <w:t xml:space="preserve">Directed testing established that horizontal head orientation (yaw) is detected reliably, but that pitch — looking up or down — is not. On a maximal, sustained, verified chin-to-chest look-down, measured pitch stayed at approximately 0.1° and the oriented-rate stayed at 1.0, indistinguishable from looking directly at the screen.</w:t>
+              <w:t xml:space="preserve">Directed testing established that horizontal head orientation (yaw) is detected reliably. Vertical orientation (pitch) is not usable for ROI attribution. An earlier version of this section gave a figure and a mechanism for that, and both are retracted here.</w:t>
             </w:r>
           </w:p>
           <w:p>
@@ -2357,7 +2357,20 @@
                 <w:sz w:val="20"/>
                 <w:szCs w:val="20"/>
               </w:rPr>
-              <w:t xml:space="preserve">The cause is not a bug. The rotation decomposition is provably exact on synthetic rotations; the face foreshortens when looking down, degrading the landmark data pitch depends on. It is not fixable with a single webcam at this resolution.</w:t>
+              <w:t xml:space="preserve">The retracted claim was that on a maximal, sustained chin-to-chest look-down, measured pitch stayed at approximately 0.1°, and that the cause was a structural limit of single-camera landmark head-pose, not fixable at this resolution. That figure had no documented verification method anywhere in the repository, and a later graded-intensity capture — judged independently in real time, before any number was shown — contradicts it: maximal held look-down attempts registered pitch as large as −43.1°, with magnitude scaling roughly with commanded intensity (small ≈6°, medium ≈2–3°, maximal ≈15–32°). Data: logs/orientation_trials.jsonl.</w:t>
+            </w:r>
+          </w:p>
+          <w:p>
+            <w:pPr>
+              <w:spacing w:after="120" w:before="0"/>
+            </w:pPr>
+            <w:r>
+              <w:rPr>
+                <w:rFonts w:ascii="Calibri" w:cs="Calibri" w:eastAsia="Calibri" w:hAnsi="Calibri"/>
+                <w:sz w:val="20"/>
+                <w:szCs w:val="20"/>
+              </w:rPr>
+              <w:t xml:space="preserve">What actually fails during look-down is face detection, not the pitch measurement. Detection rate fell to between 0.08% and 27.5% across the graded attempts, including on attempts where pitch registered at large magnitude. Because most window-samples are missing rather than present, the oriented-rate still reads close to 1.0 — a missingness artefact, not a reading of orientation. Two facts remain unexplained and are not smoothed over: a sign inconsistency between the medium and maximal readings, and why detection collapses this severely. The practical conclusion is unchanged — pitch-based ROI attribution is not viable today — but the mechanism is reopened, not settled.</w:t>
             </w:r>
           </w:p>
           <w:p>
